--- a/docs/Orange_Innovation_Radar_Speaker_Notes.docx
+++ b/docs/Orange_Innovation_Radar_Speaker_Notes.docx
@@ -79,7 +79,7 @@
                 <w:color w:val="A83E00"/>
                 <w:sz w:val="25"/>
               </w:rPr>
-              <w:t>20 slides   ·   target running time 9 minutes 20 seconds</w:t>
+              <w:t>26 slides   ·   target running time 12 minutes 15 seconds</w:t>
             </w:r>
           </w:p>
           <w:p>
@@ -211,7 +211,58 @@
                 <w:color w:val="141414"/>
                 <w:sz w:val="20"/>
               </w:rPr>
-              <w:t>docs/Orange_Innovation_Radar.mp4  ·  9 min 18 s</w:t>
+              <w:t>docs/Orange_Innovation_Radar.mp4</w:t>
+            </w:r>
+          </w:p>
+        </w:tc>
+      </w:tr>
+      <w:tr>
+        <w:tc>
+          <w:tcPr>
+            <w:tcW w:type="dxa" w:w="2835"/>
+            <w:tcBorders>
+              <w:top w:val="none"/>
+              <w:left w:val="none"/>
+              <w:bottom w:val="none"/>
+              <w:right w:val="none"/>
+            </w:tcBorders>
+          </w:tcPr>
+          <w:p>
+            <w:pPr>
+              <w:spacing w:after="60"/>
+            </w:pPr>
+            <w:r>
+              <w:rPr>
+                <w:rFonts w:ascii="Calibri" w:hAnsi="Calibri"/>
+                <w:b/>
+                <w:color w:val="5A5A5A"/>
+                <w:sz w:val="20"/>
+              </w:rPr>
+              <w:t>Companion walkthrough</w:t>
+            </w:r>
+          </w:p>
+        </w:tc>
+        <w:tc>
+          <w:tcPr>
+            <w:tcW w:type="dxa" w:w="6917"/>
+            <w:tcBorders>
+              <w:top w:val="none"/>
+              <w:left w:val="none"/>
+              <w:bottom w:val="none"/>
+              <w:right w:val="none"/>
+            </w:tcBorders>
+          </w:tcPr>
+          <w:p>
+            <w:pPr>
+              <w:spacing w:after="60"/>
+            </w:pPr>
+            <w:r>
+              <w:rPr>
+                <w:rFonts w:ascii="Calibri" w:hAnsi="Calibri"/>
+                <w:color w:val="141414"/>
+                <w:sz w:val="20"/>
+              </w:rPr>
+              <w:t>docs/Orange_Innovation_Radar_Walkthrough.pptx  ·  docs/Orange_Innovation_Radar_Demo.mp4</w:t>
             </w:r>
           </w:p>
         </w:tc>
@@ -262,7 +313,7 @@
                 <w:color w:val="141414"/>
                 <w:sz w:val="20"/>
               </w:rPr>
-              <w:t>the recorded walkthrough, corrected and lightly expanded</w:t>
+              <w:t>the recorded walkthrough, corrected and extended for the six slides added since</w:t>
             </w:r>
           </w:p>
         </w:tc>
@@ -313,7 +364,7 @@
                 <w:color w:val="141414"/>
                 <w:sz w:val="20"/>
               </w:rPr>
-              <w:t>1.0  ·  19 August 2026</w:t>
+              <w:t>1.1  ·  24 August 2026</w:t>
             </w:r>
           </w:p>
         </w:tc>
@@ -511,7 +562,7 @@
           <w:color w:val="141414"/>
           <w:sz w:val="22"/>
         </w:rPr>
-        <w:t xml:space="preserve"> The clock column shows where you should be if you are keeping to the recorded pace. If you run long on the concept slides, the demo section (9–15) is where the time is easiest to make back.</w:t>
+        <w:t xml:space="preserve"> The clock column shows where you should be if you are keeping to the recorded pace. If you run long on the concept slides, the demo section (10–21) is where the time is easiest to make back — and the two Planner pages are the ones to cut first if the room is a sales audience rather than a strategy one.</w:t>
       </w:r>
     </w:p>
     <w:p>
@@ -539,7 +590,7 @@
           <w:color w:val="141414"/>
           <w:sz w:val="22"/>
         </w:rPr>
-        <w:t xml:space="preserve">Slides 9 to 15 were </w:t>
+        <w:t xml:space="preserve">Slides 10 to 21 are the </w:t>
       </w:r>
       <w:r>
         <w:rPr>
@@ -548,7 +599,7 @@
           <w:color w:val="141414"/>
           <w:sz w:val="22"/>
         </w:rPr>
-        <w:t>not presented as slides</w:t>
+        <w:t>live application</w:t>
       </w:r>
       <w:r>
         <w:rPr>
@@ -557,7 +608,7 @@
           <w:color w:val="141414"/>
           <w:sz w:val="22"/>
         </w:rPr>
-        <w:t xml:space="preserve"> in the recording — they were a single live walkthrough of the running application, about two and a half minutes. The deck carries screenshots of the same seven views so the talk works either way.</w:t>
+        <w:t>, not slides. The deck carries a screenshot of each of the twelve views so the pack reads on its own and so a presenter who cannot reach the running instance can still give the talk — but the material is written to be demonstrated.</w:t>
       </w:r>
     </w:p>
     <w:tbl>
@@ -605,7 +656,25 @@
                 <w:color w:val="141414"/>
                 <w:sz w:val="21"/>
               </w:rPr>
-              <w:t>Have the app open on a second window before you start, on the radar view, with the role set to Strategist.</w:t>
+              <w:t xml:space="preserve">Have the app open on a second window before you start, on the radar view, with the role set to Strategist, and </w:t>
+            </w:r>
+            <w:r>
+              <w:rPr>
+                <w:rFonts w:ascii="Calibri" w:hAnsi="Calibri"/>
+                <w:b/>
+                <w:color w:val="141414"/>
+                <w:sz w:val="21"/>
+              </w:rPr>
+              <w:t>already signed in</w:t>
+            </w:r>
+            <w:r>
+              <w:rPr>
+                <w:rFonts w:ascii="Calibri" w:hAnsi="Calibri"/>
+                <w:i w:val="0"/>
+                <w:color w:val="141414"/>
+                <w:sz w:val="21"/>
+              </w:rPr>
+              <w:t xml:space="preserve"> — the sign-in screen is not part of the story you are telling.</w:t>
             </w:r>
           </w:p>
           <w:p>
@@ -619,7 +688,39 @@
                 <w:color w:val="141414"/>
                 <w:sz w:val="21"/>
               </w:rPr>
-              <w:t>The seven pages of notes for slides 9–15 are written so they work as a demo script: follow them in order and you will have walked the same path as the recording.</w:t>
+              <w:t>The twelve pages of notes for slides 10–21 work as a demo script: follow them in order and you will have walked the same path as the recorded demo.</w:t>
+            </w:r>
+          </w:p>
+          <w:p>
+            <w:pPr>
+              <w:spacing w:after="40" w:line="288" w:lineRule="auto"/>
+            </w:pPr>
+            <w:r>
+              <w:rPr>
+                <w:rFonts w:ascii="Calibri" w:hAnsi="Calibri"/>
+                <w:i w:val="0"/>
+                <w:color w:val="141414"/>
+                <w:sz w:val="21"/>
+              </w:rPr>
+              <w:t xml:space="preserve">Budget about </w:t>
+            </w:r>
+            <w:r>
+              <w:rPr>
+                <w:rFonts w:ascii="Calibri" w:hAnsi="Calibri"/>
+                <w:b/>
+                <w:color w:val="141414"/>
+                <w:sz w:val="21"/>
+              </w:rPr>
+              <w:t>five minutes</w:t>
+            </w:r>
+            <w:r>
+              <w:rPr>
+                <w:rFonts w:ascii="Calibri" w:hAnsi="Calibri"/>
+                <w:i w:val="0"/>
+                <w:color w:val="141414"/>
+                <w:sz w:val="21"/>
+              </w:rPr>
+              <w:t>. A live demo always runs longer than you expect — if you are behind the clock at slide 10, show the radar, the topic detail and the Planner only, then jump to slide 22.</w:t>
             </w:r>
           </w:p>
           <w:p>
@@ -633,7 +734,7 @@
                 <w:color w:val="141414"/>
                 <w:sz w:val="21"/>
               </w:rPr>
-              <w:t>Budget the same 2 min 30 s. A live demo always runs longer than you expect — if you are behind the clock at slide 9, show the radar and the topic detail only, then jump to slide 16.</w:t>
+              <w:t>The two document-heavy views (the sales brief on slide 13's tab, and the Planner's document tab on slide 19) take a second to render. Open them a beat before you talk about them.</w:t>
             </w:r>
           </w:p>
         </w:tc>
@@ -680,6 +781,20 @@
           </w:p>
           <w:p>
             <w:pPr>
+              <w:spacing w:after="40" w:line="288" w:lineRule="auto"/>
+            </w:pPr>
+            <w:r>
+              <w:rPr>
+                <w:rFonts w:ascii="Calibri" w:hAnsi="Calibri"/>
+                <w:i w:val="0"/>
+                <w:color w:val="141414"/>
+                <w:sz w:val="21"/>
+              </w:rPr>
+              <w:t>Just advance normally. Slides 11, 17 and 21 are short — do not pad them; the pace is deliberate.</w:t>
+            </w:r>
+          </w:p>
+          <w:p>
+            <w:pPr>
               <w:spacing w:after="0" w:line="288" w:lineRule="auto"/>
             </w:pPr>
             <w:r>
@@ -689,7 +804,25 @@
                 <w:color w:val="141414"/>
                 <w:sz w:val="21"/>
               </w:rPr>
-              <w:t>Just advance normally. Slides 10, 13, 14 and 15 are short — do not pad them; the pace is deliberate.</w:t>
+              <w:t xml:space="preserve">There is a second film for the demo half alone: </w:t>
+            </w:r>
+            <w:r>
+              <w:rPr>
+                <w:rFonts w:ascii="Calibri" w:hAnsi="Calibri"/>
+                <w:b/>
+                <w:color w:val="141414"/>
+                <w:sz w:val="21"/>
+              </w:rPr>
+              <w:t>Orange_Innovation_Radar_Demo.mp4</w:t>
+            </w:r>
+            <w:r>
+              <w:rPr>
+                <w:rFonts w:ascii="Calibri" w:hAnsi="Calibri"/>
+                <w:i w:val="0"/>
+                <w:color w:val="141414"/>
+                <w:sz w:val="21"/>
+              </w:rPr>
+              <w:t>, seven chapters against the running application. If the room wants to see the tool rather than the argument, show that instead of this deck.</w:t>
             </w:r>
           </w:p>
         </w:tc>
@@ -759,7 +892,7 @@
                 <w:color w:val="141414"/>
                 <w:sz w:val="21"/>
               </w:rPr>
-              <w:t>Part 1 — why and the concepts (slides 1–8, 0:00–4:17).</w:t>
+              <w:t>Part 1 — why and the concepts (slides 1–9, 0:00–4:51).</w:t>
             </w:r>
             <w:r>
               <w:rPr>
@@ -768,7 +901,7 @@
                 <w:color w:val="141414"/>
                 <w:sz w:val="21"/>
               </w:rPr>
-              <w:t xml:space="preserve"> Load-bearing. Slide 4 (two scores) and slide 6 (portfolio distance) are the two you cannot drop; everything later refers back to them.</w:t>
+              <w:t xml:space="preserve"> Load-bearing. Slide 4 (two scores) and slide 6 (portfolio distance) are the two you cannot drop; everything later refers back to them. Slide 9 can go if the room is not going to create spaces themselves.</w:t>
             </w:r>
           </w:p>
           <w:p>
@@ -782,7 +915,7 @@
                 <w:color w:val="141414"/>
                 <w:sz w:val="21"/>
               </w:rPr>
-              <w:t>Part 2 — the product (slides 9–15, 4:17–6:44).</w:t>
+              <w:t>Part 2 — the product (slides 10–21, 4:51–9:38).</w:t>
             </w:r>
             <w:r>
               <w:rPr>
@@ -791,7 +924,7 @@
                 <w:color w:val="141414"/>
                 <w:sz w:val="21"/>
               </w:rPr>
-              <w:t xml:space="preserve"> Compressible. The radar view and the score-explanation panel carry the argument; the rest is supporting.</w:t>
+              <w:t xml:space="preserve"> Compressible, and this is where the time is. The radar view, the score-explanation panel and the Planner carry the argument; the rest is supporting.</w:t>
             </w:r>
           </w:p>
           <w:p>
@@ -805,7 +938,7 @@
                 <w:color w:val="141414"/>
                 <w:sz w:val="21"/>
               </w:rPr>
-              <w:t>Part 3 — architecture and status (slides 16–20, 6:44–9:18).</w:t>
+              <w:t>Part 3 — architecture and status (slides 22–26, 9:38–12:12).</w:t>
             </w:r>
             <w:r>
               <w:rPr>
@@ -814,7 +947,7 @@
                 <w:color w:val="141414"/>
                 <w:sz w:val="21"/>
               </w:rPr>
-              <w:t xml:space="preserve"> Slide 19 is the one the room will want to talk about — leave time for it.</w:t>
+              <w:t xml:space="preserve"> Slide 25 is the one the room will want to talk about — leave time for it.</w:t>
             </w:r>
           </w:p>
         </w:tc>
@@ -2062,6 +2195,133 @@
         <w:tc>
           <w:tcPr>
             <w:tcW w:type="dxa" w:w="567"/>
+            <w:tcBorders>
+              <w:top w:val="single" w:sz="2" w:space="0" w:color="C8C8C8"/>
+              <w:left w:val="single" w:sz="2" w:space="0" w:color="C8C8C8"/>
+              <w:bottom w:val="single" w:sz="2" w:space="0" w:color="C8C8C8"/>
+              <w:right w:val="single" w:sz="2" w:space="0" w:color="C8C8C8"/>
+            </w:tcBorders>
+          </w:tcPr>
+          <w:p>
+            <w:pPr>
+              <w:spacing w:after="20" w:before="20" w:line="264" w:lineRule="auto"/>
+            </w:pPr>
+            <w:r>
+              <w:rPr>
+                <w:rFonts w:ascii="Calibri" w:hAnsi="Calibri"/>
+                <w:i w:val="0"/>
+                <w:color w:val="141414"/>
+                <w:sz w:val="19"/>
+              </w:rPr>
+              <w:t>9</w:t>
+            </w:r>
+          </w:p>
+        </w:tc>
+        <w:tc>
+          <w:tcPr>
+            <w:tcW w:type="dxa" w:w="1757"/>
+            <w:tcBorders>
+              <w:top w:val="single" w:sz="2" w:space="0" w:color="C8C8C8"/>
+              <w:left w:val="single" w:sz="2" w:space="0" w:color="C8C8C8"/>
+              <w:bottom w:val="single" w:sz="2" w:space="0" w:color="C8C8C8"/>
+              <w:right w:val="single" w:sz="2" w:space="0" w:color="C8C8C8"/>
+            </w:tcBorders>
+          </w:tcPr>
+          <w:p>
+            <w:pPr>
+              <w:spacing w:after="20" w:before="20" w:line="264" w:lineRule="auto"/>
+            </w:pPr>
+            <w:r>
+              <w:rPr>
+                <w:rFonts w:ascii="Calibri" w:hAnsi="Calibri"/>
+                <w:i w:val="0"/>
+                <w:color w:val="141414"/>
+                <w:sz w:val="19"/>
+              </w:rPr>
+              <w:t>CONCEPT</w:t>
+            </w:r>
+          </w:p>
+        </w:tc>
+        <w:tc>
+          <w:tcPr>
+            <w:tcW w:type="dxa" w:w="4762"/>
+            <w:tcBorders>
+              <w:top w:val="single" w:sz="2" w:space="0" w:color="C8C8C8"/>
+              <w:left w:val="single" w:sz="2" w:space="0" w:color="C8C8C8"/>
+              <w:bottom w:val="single" w:sz="2" w:space="0" w:color="C8C8C8"/>
+              <w:right w:val="single" w:sz="2" w:space="0" w:color="C8C8C8"/>
+            </w:tcBorders>
+          </w:tcPr>
+          <w:p>
+            <w:pPr>
+              <w:spacing w:after="20" w:before="20" w:line="264" w:lineRule="auto"/>
+            </w:pPr>
+            <w:r>
+              <w:rPr>
+                <w:rFonts w:ascii="Calibri" w:hAnsi="Calibri"/>
+                <w:i w:val="0"/>
+                <w:color w:val="141414"/>
+                <w:sz w:val="19"/>
+              </w:rPr>
+              <w:t>Two routes into a new opportunity space</w:t>
+            </w:r>
+          </w:p>
+        </w:tc>
+        <w:tc>
+          <w:tcPr>
+            <w:tcW w:type="dxa" w:w="907"/>
+            <w:tcBorders>
+              <w:top w:val="single" w:sz="2" w:space="0" w:color="C8C8C8"/>
+              <w:left w:val="single" w:sz="2" w:space="0" w:color="C8C8C8"/>
+              <w:bottom w:val="single" w:sz="2" w:space="0" w:color="C8C8C8"/>
+              <w:right w:val="single" w:sz="2" w:space="0" w:color="C8C8C8"/>
+            </w:tcBorders>
+          </w:tcPr>
+          <w:p>
+            <w:pPr>
+              <w:spacing w:after="20" w:before="20" w:line="264" w:lineRule="auto"/>
+            </w:pPr>
+            <w:r>
+              <w:rPr>
+                <w:rFonts w:ascii="Calibri" w:hAnsi="Calibri"/>
+                <w:i w:val="0"/>
+                <w:color w:val="141414"/>
+                <w:sz w:val="19"/>
+              </w:rPr>
+              <w:t>34s</w:t>
+            </w:r>
+          </w:p>
+        </w:tc>
+        <w:tc>
+          <w:tcPr>
+            <w:tcW w:type="dxa" w:w="1757"/>
+            <w:tcBorders>
+              <w:top w:val="single" w:sz="2" w:space="0" w:color="C8C8C8"/>
+              <w:left w:val="single" w:sz="2" w:space="0" w:color="C8C8C8"/>
+              <w:bottom w:val="single" w:sz="2" w:space="0" w:color="C8C8C8"/>
+              <w:right w:val="single" w:sz="2" w:space="0" w:color="C8C8C8"/>
+            </w:tcBorders>
+          </w:tcPr>
+          <w:p>
+            <w:pPr>
+              <w:spacing w:after="20" w:before="20" w:line="264" w:lineRule="auto"/>
+            </w:pPr>
+            <w:r>
+              <w:rPr>
+                <w:rFonts w:ascii="Calibri" w:hAnsi="Calibri"/>
+                <w:i w:val="0"/>
+                <w:color w:val="141414"/>
+                <w:sz w:val="19"/>
+              </w:rPr>
+              <w:t>4:51</w:t>
+            </w:r>
+          </w:p>
+        </w:tc>
+      </w:tr>
+      <w:tr>
+        <w:tc>
+          <w:tcPr>
+            <w:tcW w:type="dxa" w:w="567"/>
             <w:shd w:val="clear" w:color="auto" w:fill="FFF1E3"/>
             <w:tcBorders>
               <w:top w:val="single" w:sz="2" w:space="0" w:color="C8C8C8"/>
@@ -2081,7 +2341,7 @@
                 <w:color w:val="141414"/>
                 <w:sz w:val="19"/>
               </w:rPr>
-              <w:t>9</w:t>
+              <w:t>10</w:t>
             </w:r>
           </w:p>
         </w:tc>
@@ -2185,7 +2445,7 @@
                 <w:color w:val="141414"/>
                 <w:sz w:val="19"/>
               </w:rPr>
-              <w:t>4:57</w:t>
+              <w:t>5:31</w:t>
             </w:r>
           </w:p>
         </w:tc>
@@ -2213,7 +2473,7 @@
                 <w:color w:val="141414"/>
                 <w:sz w:val="19"/>
               </w:rPr>
-              <w:t>10</w:t>
+              <w:t>11</w:t>
             </w:r>
           </w:p>
         </w:tc>
@@ -2317,7 +2577,7 @@
                 <w:color w:val="141414"/>
                 <w:sz w:val="19"/>
               </w:rPr>
-              <w:t>5:08</w:t>
+              <w:t>5:42</w:t>
             </w:r>
           </w:p>
         </w:tc>
@@ -2345,7 +2605,7 @@
                 <w:color w:val="141414"/>
                 <w:sz w:val="19"/>
               </w:rPr>
-              <w:t>11</w:t>
+              <w:t>12</w:t>
             </w:r>
           </w:p>
         </w:tc>
@@ -2449,7 +2709,7 @@
                 <w:color w:val="141414"/>
                 <w:sz w:val="19"/>
               </w:rPr>
-              <w:t>5:32</w:t>
+              <w:t>6:06</w:t>
             </w:r>
           </w:p>
         </w:tc>
@@ -2477,7 +2737,139 @@
                 <w:color w:val="141414"/>
                 <w:sz w:val="19"/>
               </w:rPr>
-              <w:t>12</w:t>
+              <w:t>13</w:t>
+            </w:r>
+          </w:p>
+        </w:tc>
+        <w:tc>
+          <w:tcPr>
+            <w:tcW w:type="dxa" w:w="1757"/>
+            <w:shd w:val="clear" w:color="auto" w:fill="FFF1E3"/>
+            <w:tcBorders>
+              <w:top w:val="single" w:sz="2" w:space="0" w:color="C8C8C8"/>
+              <w:left w:val="single" w:sz="2" w:space="0" w:color="C8C8C8"/>
+              <w:bottom w:val="single" w:sz="2" w:space="0" w:color="C8C8C8"/>
+              <w:right w:val="single" w:sz="2" w:space="0" w:color="C8C8C8"/>
+            </w:tcBorders>
+          </w:tcPr>
+          <w:p>
+            <w:pPr>
+              <w:spacing w:after="20" w:before="20" w:line="264" w:lineRule="auto"/>
+            </w:pPr>
+            <w:r>
+              <w:rPr>
+                <w:rFonts w:ascii="Calibri" w:hAnsi="Calibri"/>
+                <w:i w:val="0"/>
+                <w:color w:val="141414"/>
+                <w:sz w:val="19"/>
+              </w:rPr>
+              <w:t>FUNCTIONALITY  ●</w:t>
+            </w:r>
+          </w:p>
+        </w:tc>
+        <w:tc>
+          <w:tcPr>
+            <w:tcW w:type="dxa" w:w="4762"/>
+            <w:shd w:val="clear" w:color="auto" w:fill="FFF1E3"/>
+            <w:tcBorders>
+              <w:top w:val="single" w:sz="2" w:space="0" w:color="C8C8C8"/>
+              <w:left w:val="single" w:sz="2" w:space="0" w:color="C8C8C8"/>
+              <w:bottom w:val="single" w:sz="2" w:space="0" w:color="C8C8C8"/>
+              <w:right w:val="single" w:sz="2" w:space="0" w:color="C8C8C8"/>
+            </w:tcBorders>
+          </w:tcPr>
+          <w:p>
+            <w:pPr>
+              <w:spacing w:after="20" w:before="20" w:line="264" w:lineRule="auto"/>
+            </w:pPr>
+            <w:r>
+              <w:rPr>
+                <w:rFonts w:ascii="Calibri" w:hAnsi="Calibri"/>
+                <w:i w:val="0"/>
+                <w:color w:val="141414"/>
+                <w:sz w:val="19"/>
+              </w:rPr>
+              <w:t>One space, full screen</w:t>
+            </w:r>
+          </w:p>
+        </w:tc>
+        <w:tc>
+          <w:tcPr>
+            <w:tcW w:type="dxa" w:w="907"/>
+            <w:shd w:val="clear" w:color="auto" w:fill="FFF1E3"/>
+            <w:tcBorders>
+              <w:top w:val="single" w:sz="2" w:space="0" w:color="C8C8C8"/>
+              <w:left w:val="single" w:sz="2" w:space="0" w:color="C8C8C8"/>
+              <w:bottom w:val="single" w:sz="2" w:space="0" w:color="C8C8C8"/>
+              <w:right w:val="single" w:sz="2" w:space="0" w:color="C8C8C8"/>
+            </w:tcBorders>
+          </w:tcPr>
+          <w:p>
+            <w:pPr>
+              <w:spacing w:after="20" w:before="20" w:line="264" w:lineRule="auto"/>
+            </w:pPr>
+            <w:r>
+              <w:rPr>
+                <w:rFonts w:ascii="Calibri" w:hAnsi="Calibri"/>
+                <w:i w:val="0"/>
+                <w:color w:val="141414"/>
+                <w:sz w:val="19"/>
+              </w:rPr>
+              <w:t>22s</w:t>
+            </w:r>
+          </w:p>
+        </w:tc>
+        <w:tc>
+          <w:tcPr>
+            <w:tcW w:type="dxa" w:w="1757"/>
+            <w:shd w:val="clear" w:color="auto" w:fill="FFF1E3"/>
+            <w:tcBorders>
+              <w:top w:val="single" w:sz="2" w:space="0" w:color="C8C8C8"/>
+              <w:left w:val="single" w:sz="2" w:space="0" w:color="C8C8C8"/>
+              <w:bottom w:val="single" w:sz="2" w:space="0" w:color="C8C8C8"/>
+              <w:right w:val="single" w:sz="2" w:space="0" w:color="C8C8C8"/>
+            </w:tcBorders>
+          </w:tcPr>
+          <w:p>
+            <w:pPr>
+              <w:spacing w:after="20" w:before="20" w:line="264" w:lineRule="auto"/>
+            </w:pPr>
+            <w:r>
+              <w:rPr>
+                <w:rFonts w:ascii="Calibri" w:hAnsi="Calibri"/>
+                <w:i w:val="0"/>
+                <w:color w:val="141414"/>
+                <w:sz w:val="19"/>
+              </w:rPr>
+              <w:t>6:28</w:t>
+            </w:r>
+          </w:p>
+        </w:tc>
+      </w:tr>
+      <w:tr>
+        <w:tc>
+          <w:tcPr>
+            <w:tcW w:type="dxa" w:w="567"/>
+            <w:shd w:val="clear" w:color="auto" w:fill="FFF1E3"/>
+            <w:tcBorders>
+              <w:top w:val="single" w:sz="2" w:space="0" w:color="C8C8C8"/>
+              <w:left w:val="single" w:sz="2" w:space="0" w:color="C8C8C8"/>
+              <w:bottom w:val="single" w:sz="2" w:space="0" w:color="C8C8C8"/>
+              <w:right w:val="single" w:sz="2" w:space="0" w:color="C8C8C8"/>
+            </w:tcBorders>
+          </w:tcPr>
+          <w:p>
+            <w:pPr>
+              <w:spacing w:after="20" w:before="20" w:line="264" w:lineRule="auto"/>
+            </w:pPr>
+            <w:r>
+              <w:rPr>
+                <w:rFonts w:ascii="Calibri" w:hAnsi="Calibri"/>
+                <w:i w:val="0"/>
+                <w:color w:val="141414"/>
+                <w:sz w:val="19"/>
+              </w:rPr>
+              <w:t>14</w:t>
             </w:r>
           </w:p>
         </w:tc>
@@ -2581,7 +2973,7 @@
                 <w:color w:val="141414"/>
                 <w:sz w:val="19"/>
               </w:rPr>
-              <w:t>6:01</w:t>
+              <w:t>6:57</w:t>
             </w:r>
           </w:p>
         </w:tc>
@@ -2609,7 +3001,139 @@
                 <w:color w:val="141414"/>
                 <w:sz w:val="19"/>
               </w:rPr>
-              <w:t>13</w:t>
+              <w:t>15</w:t>
+            </w:r>
+          </w:p>
+        </w:tc>
+        <w:tc>
+          <w:tcPr>
+            <w:tcW w:type="dxa" w:w="1757"/>
+            <w:shd w:val="clear" w:color="auto" w:fill="FFF1E3"/>
+            <w:tcBorders>
+              <w:top w:val="single" w:sz="2" w:space="0" w:color="C8C8C8"/>
+              <w:left w:val="single" w:sz="2" w:space="0" w:color="C8C8C8"/>
+              <w:bottom w:val="single" w:sz="2" w:space="0" w:color="C8C8C8"/>
+              <w:right w:val="single" w:sz="2" w:space="0" w:color="C8C8C8"/>
+            </w:tcBorders>
+          </w:tcPr>
+          <w:p>
+            <w:pPr>
+              <w:spacing w:after="20" w:before="20" w:line="264" w:lineRule="auto"/>
+            </w:pPr>
+            <w:r>
+              <w:rPr>
+                <w:rFonts w:ascii="Calibri" w:hAnsi="Calibri"/>
+                <w:i w:val="0"/>
+                <w:color w:val="141414"/>
+                <w:sz w:val="19"/>
+              </w:rPr>
+              <w:t>FUNCTIONALITY  ●</w:t>
+            </w:r>
+          </w:p>
+        </w:tc>
+        <w:tc>
+          <w:tcPr>
+            <w:tcW w:type="dxa" w:w="4762"/>
+            <w:shd w:val="clear" w:color="auto" w:fill="FFF1E3"/>
+            <w:tcBorders>
+              <w:top w:val="single" w:sz="2" w:space="0" w:color="C8C8C8"/>
+              <w:left w:val="single" w:sz="2" w:space="0" w:color="C8C8C8"/>
+              <w:bottom w:val="single" w:sz="2" w:space="0" w:color="C8C8C8"/>
+              <w:right w:val="single" w:sz="2" w:space="0" w:color="C8C8C8"/>
+            </w:tcBorders>
+          </w:tcPr>
+          <w:p>
+            <w:pPr>
+              <w:spacing w:after="20" w:before="20" w:line="264" w:lineRule="auto"/>
+            </w:pPr>
+            <w:r>
+              <w:rPr>
+                <w:rFonts w:ascii="Calibri" w:hAnsi="Calibri"/>
+                <w:i w:val="0"/>
+                <w:color w:val="141414"/>
+                <w:sz w:val="19"/>
+              </w:rPr>
+              <w:t>Pre-sales collateral</w:t>
+            </w:r>
+          </w:p>
+        </w:tc>
+        <w:tc>
+          <w:tcPr>
+            <w:tcW w:type="dxa" w:w="907"/>
+            <w:shd w:val="clear" w:color="auto" w:fill="FFF1E3"/>
+            <w:tcBorders>
+              <w:top w:val="single" w:sz="2" w:space="0" w:color="C8C8C8"/>
+              <w:left w:val="single" w:sz="2" w:space="0" w:color="C8C8C8"/>
+              <w:bottom w:val="single" w:sz="2" w:space="0" w:color="C8C8C8"/>
+              <w:right w:val="single" w:sz="2" w:space="0" w:color="C8C8C8"/>
+            </w:tcBorders>
+          </w:tcPr>
+          <w:p>
+            <w:pPr>
+              <w:spacing w:after="20" w:before="20" w:line="264" w:lineRule="auto"/>
+            </w:pPr>
+            <w:r>
+              <w:rPr>
+                <w:rFonts w:ascii="Calibri" w:hAnsi="Calibri"/>
+                <w:i w:val="0"/>
+                <w:color w:val="141414"/>
+                <w:sz w:val="19"/>
+              </w:rPr>
+              <w:t>30s</w:t>
+            </w:r>
+          </w:p>
+        </w:tc>
+        <w:tc>
+          <w:tcPr>
+            <w:tcW w:type="dxa" w:w="1757"/>
+            <w:shd w:val="clear" w:color="auto" w:fill="FFF1E3"/>
+            <w:tcBorders>
+              <w:top w:val="single" w:sz="2" w:space="0" w:color="C8C8C8"/>
+              <w:left w:val="single" w:sz="2" w:space="0" w:color="C8C8C8"/>
+              <w:bottom w:val="single" w:sz="2" w:space="0" w:color="C8C8C8"/>
+              <w:right w:val="single" w:sz="2" w:space="0" w:color="C8C8C8"/>
+            </w:tcBorders>
+          </w:tcPr>
+          <w:p>
+            <w:pPr>
+              <w:spacing w:after="20" w:before="20" w:line="264" w:lineRule="auto"/>
+            </w:pPr>
+            <w:r>
+              <w:rPr>
+                <w:rFonts w:ascii="Calibri" w:hAnsi="Calibri"/>
+                <w:i w:val="0"/>
+                <w:color w:val="141414"/>
+                <w:sz w:val="19"/>
+              </w:rPr>
+              <w:t>7:27</w:t>
+            </w:r>
+          </w:p>
+        </w:tc>
+      </w:tr>
+      <w:tr>
+        <w:tc>
+          <w:tcPr>
+            <w:tcW w:type="dxa" w:w="567"/>
+            <w:shd w:val="clear" w:color="auto" w:fill="FFF1E3"/>
+            <w:tcBorders>
+              <w:top w:val="single" w:sz="2" w:space="0" w:color="C8C8C8"/>
+              <w:left w:val="single" w:sz="2" w:space="0" w:color="C8C8C8"/>
+              <w:bottom w:val="single" w:sz="2" w:space="0" w:color="C8C8C8"/>
+              <w:right w:val="single" w:sz="2" w:space="0" w:color="C8C8C8"/>
+            </w:tcBorders>
+          </w:tcPr>
+          <w:p>
+            <w:pPr>
+              <w:spacing w:after="20" w:before="20" w:line="264" w:lineRule="auto"/>
+            </w:pPr>
+            <w:r>
+              <w:rPr>
+                <w:rFonts w:ascii="Calibri" w:hAnsi="Calibri"/>
+                <w:i w:val="0"/>
+                <w:color w:val="141414"/>
+                <w:sz w:val="19"/>
+              </w:rPr>
+              <w:t>16</w:t>
             </w:r>
           </w:p>
         </w:tc>
@@ -2713,7 +3237,7 @@
                 <w:color w:val="141414"/>
                 <w:sz w:val="19"/>
               </w:rPr>
-              <w:t>6:19</w:t>
+              <w:t>7:45</w:t>
             </w:r>
           </w:p>
         </w:tc>
@@ -2741,7 +3265,7 @@
                 <w:color w:val="141414"/>
                 <w:sz w:val="19"/>
               </w:rPr>
-              <w:t>14</w:t>
+              <w:t>17</w:t>
             </w:r>
           </w:p>
         </w:tc>
@@ -2845,7 +3369,7 @@
                 <w:color w:val="141414"/>
                 <w:sz w:val="19"/>
               </w:rPr>
-              <w:t>6:38</w:t>
+              <w:t>8:04</w:t>
             </w:r>
           </w:p>
         </w:tc>
@@ -2873,7 +3397,403 @@
                 <w:color w:val="141414"/>
                 <w:sz w:val="19"/>
               </w:rPr>
-              <w:t>15</w:t>
+              <w:t>18</w:t>
+            </w:r>
+          </w:p>
+        </w:tc>
+        <w:tc>
+          <w:tcPr>
+            <w:tcW w:type="dxa" w:w="1757"/>
+            <w:shd w:val="clear" w:color="auto" w:fill="FFF1E3"/>
+            <w:tcBorders>
+              <w:top w:val="single" w:sz="2" w:space="0" w:color="C8C8C8"/>
+              <w:left w:val="single" w:sz="2" w:space="0" w:color="C8C8C8"/>
+              <w:bottom w:val="single" w:sz="2" w:space="0" w:color="C8C8C8"/>
+              <w:right w:val="single" w:sz="2" w:space="0" w:color="C8C8C8"/>
+            </w:tcBorders>
+          </w:tcPr>
+          <w:p>
+            <w:pPr>
+              <w:spacing w:after="20" w:before="20" w:line="264" w:lineRule="auto"/>
+            </w:pPr>
+            <w:r>
+              <w:rPr>
+                <w:rFonts w:ascii="Calibri" w:hAnsi="Calibri"/>
+                <w:i w:val="0"/>
+                <w:color w:val="141414"/>
+                <w:sz w:val="19"/>
+              </w:rPr>
+              <w:t>FUNCTIONALITY  ●</w:t>
+            </w:r>
+          </w:p>
+        </w:tc>
+        <w:tc>
+          <w:tcPr>
+            <w:tcW w:type="dxa" w:w="4762"/>
+            <w:shd w:val="clear" w:color="auto" w:fill="FFF1E3"/>
+            <w:tcBorders>
+              <w:top w:val="single" w:sz="2" w:space="0" w:color="C8C8C8"/>
+              <w:left w:val="single" w:sz="2" w:space="0" w:color="C8C8C8"/>
+              <w:bottom w:val="single" w:sz="2" w:space="0" w:color="C8C8C8"/>
+              <w:right w:val="single" w:sz="2" w:space="0" w:color="C8C8C8"/>
+            </w:tcBorders>
+          </w:tcPr>
+          <w:p>
+            <w:pPr>
+              <w:spacing w:after="20" w:before="20" w:line="264" w:lineRule="auto"/>
+            </w:pPr>
+            <w:r>
+              <w:rPr>
+                <w:rFonts w:ascii="Calibri" w:hAnsi="Calibri"/>
+                <w:i w:val="0"/>
+                <w:color w:val="141414"/>
+                <w:sz w:val="19"/>
+              </w:rPr>
+              <w:t>Generating a space on demand</w:t>
+            </w:r>
+          </w:p>
+        </w:tc>
+        <w:tc>
+          <w:tcPr>
+            <w:tcW w:type="dxa" w:w="907"/>
+            <w:shd w:val="clear" w:color="auto" w:fill="FFF1E3"/>
+            <w:tcBorders>
+              <w:top w:val="single" w:sz="2" w:space="0" w:color="C8C8C8"/>
+              <w:left w:val="single" w:sz="2" w:space="0" w:color="C8C8C8"/>
+              <w:bottom w:val="single" w:sz="2" w:space="0" w:color="C8C8C8"/>
+              <w:right w:val="single" w:sz="2" w:space="0" w:color="C8C8C8"/>
+            </w:tcBorders>
+          </w:tcPr>
+          <w:p>
+            <w:pPr>
+              <w:spacing w:after="20" w:before="20" w:line="264" w:lineRule="auto"/>
+            </w:pPr>
+            <w:r>
+              <w:rPr>
+                <w:rFonts w:ascii="Calibri" w:hAnsi="Calibri"/>
+                <w:i w:val="0"/>
+                <w:color w:val="141414"/>
+                <w:sz w:val="19"/>
+              </w:rPr>
+              <w:t>24s</w:t>
+            </w:r>
+          </w:p>
+        </w:tc>
+        <w:tc>
+          <w:tcPr>
+            <w:tcW w:type="dxa" w:w="1757"/>
+            <w:shd w:val="clear" w:color="auto" w:fill="FFF1E3"/>
+            <w:tcBorders>
+              <w:top w:val="single" w:sz="2" w:space="0" w:color="C8C8C8"/>
+              <w:left w:val="single" w:sz="2" w:space="0" w:color="C8C8C8"/>
+              <w:bottom w:val="single" w:sz="2" w:space="0" w:color="C8C8C8"/>
+              <w:right w:val="single" w:sz="2" w:space="0" w:color="C8C8C8"/>
+            </w:tcBorders>
+          </w:tcPr>
+          <w:p>
+            <w:pPr>
+              <w:spacing w:after="20" w:before="20" w:line="264" w:lineRule="auto"/>
+            </w:pPr>
+            <w:r>
+              <w:rPr>
+                <w:rFonts w:ascii="Calibri" w:hAnsi="Calibri"/>
+                <w:i w:val="0"/>
+                <w:color w:val="141414"/>
+                <w:sz w:val="19"/>
+              </w:rPr>
+              <w:t>8:28</w:t>
+            </w:r>
+          </w:p>
+        </w:tc>
+      </w:tr>
+      <w:tr>
+        <w:tc>
+          <w:tcPr>
+            <w:tcW w:type="dxa" w:w="567"/>
+            <w:shd w:val="clear" w:color="auto" w:fill="FFF1E3"/>
+            <w:tcBorders>
+              <w:top w:val="single" w:sz="2" w:space="0" w:color="C8C8C8"/>
+              <w:left w:val="single" w:sz="2" w:space="0" w:color="C8C8C8"/>
+              <w:bottom w:val="single" w:sz="2" w:space="0" w:color="C8C8C8"/>
+              <w:right w:val="single" w:sz="2" w:space="0" w:color="C8C8C8"/>
+            </w:tcBorders>
+          </w:tcPr>
+          <w:p>
+            <w:pPr>
+              <w:spacing w:after="20" w:before="20" w:line="264" w:lineRule="auto"/>
+            </w:pPr>
+            <w:r>
+              <w:rPr>
+                <w:rFonts w:ascii="Calibri" w:hAnsi="Calibri"/>
+                <w:i w:val="0"/>
+                <w:color w:val="141414"/>
+                <w:sz w:val="19"/>
+              </w:rPr>
+              <w:t>19</w:t>
+            </w:r>
+          </w:p>
+        </w:tc>
+        <w:tc>
+          <w:tcPr>
+            <w:tcW w:type="dxa" w:w="1757"/>
+            <w:shd w:val="clear" w:color="auto" w:fill="FFF1E3"/>
+            <w:tcBorders>
+              <w:top w:val="single" w:sz="2" w:space="0" w:color="C8C8C8"/>
+              <w:left w:val="single" w:sz="2" w:space="0" w:color="C8C8C8"/>
+              <w:bottom w:val="single" w:sz="2" w:space="0" w:color="C8C8C8"/>
+              <w:right w:val="single" w:sz="2" w:space="0" w:color="C8C8C8"/>
+            </w:tcBorders>
+          </w:tcPr>
+          <w:p>
+            <w:pPr>
+              <w:spacing w:after="20" w:before="20" w:line="264" w:lineRule="auto"/>
+            </w:pPr>
+            <w:r>
+              <w:rPr>
+                <w:rFonts w:ascii="Calibri" w:hAnsi="Calibri"/>
+                <w:i w:val="0"/>
+                <w:color w:val="141414"/>
+                <w:sz w:val="19"/>
+              </w:rPr>
+              <w:t>FUNCTIONALITY  ●</w:t>
+            </w:r>
+          </w:p>
+        </w:tc>
+        <w:tc>
+          <w:tcPr>
+            <w:tcW w:type="dxa" w:w="4762"/>
+            <w:shd w:val="clear" w:color="auto" w:fill="FFF1E3"/>
+            <w:tcBorders>
+              <w:top w:val="single" w:sz="2" w:space="0" w:color="C8C8C8"/>
+              <w:left w:val="single" w:sz="2" w:space="0" w:color="C8C8C8"/>
+              <w:bottom w:val="single" w:sz="2" w:space="0" w:color="C8C8C8"/>
+              <w:right w:val="single" w:sz="2" w:space="0" w:color="C8C8C8"/>
+            </w:tcBorders>
+          </w:tcPr>
+          <w:p>
+            <w:pPr>
+              <w:spacing w:after="20" w:before="20" w:line="264" w:lineRule="auto"/>
+            </w:pPr>
+            <w:r>
+              <w:rPr>
+                <w:rFonts w:ascii="Calibri" w:hAnsi="Calibri"/>
+                <w:i w:val="0"/>
+                <w:color w:val="141414"/>
+                <w:sz w:val="19"/>
+              </w:rPr>
+              <w:t>The Planner</w:t>
+            </w:r>
+          </w:p>
+        </w:tc>
+        <w:tc>
+          <w:tcPr>
+            <w:tcW w:type="dxa" w:w="907"/>
+            <w:shd w:val="clear" w:color="auto" w:fill="FFF1E3"/>
+            <w:tcBorders>
+              <w:top w:val="single" w:sz="2" w:space="0" w:color="C8C8C8"/>
+              <w:left w:val="single" w:sz="2" w:space="0" w:color="C8C8C8"/>
+              <w:bottom w:val="single" w:sz="2" w:space="0" w:color="C8C8C8"/>
+              <w:right w:val="single" w:sz="2" w:space="0" w:color="C8C8C8"/>
+            </w:tcBorders>
+          </w:tcPr>
+          <w:p>
+            <w:pPr>
+              <w:spacing w:after="20" w:before="20" w:line="264" w:lineRule="auto"/>
+            </w:pPr>
+            <w:r>
+              <w:rPr>
+                <w:rFonts w:ascii="Calibri" w:hAnsi="Calibri"/>
+                <w:i w:val="0"/>
+                <w:color w:val="141414"/>
+                <w:sz w:val="19"/>
+              </w:rPr>
+              <w:t>34s</w:t>
+            </w:r>
+          </w:p>
+        </w:tc>
+        <w:tc>
+          <w:tcPr>
+            <w:tcW w:type="dxa" w:w="1757"/>
+            <w:shd w:val="clear" w:color="auto" w:fill="FFF1E3"/>
+            <w:tcBorders>
+              <w:top w:val="single" w:sz="2" w:space="0" w:color="C8C8C8"/>
+              <w:left w:val="single" w:sz="2" w:space="0" w:color="C8C8C8"/>
+              <w:bottom w:val="single" w:sz="2" w:space="0" w:color="C8C8C8"/>
+              <w:right w:val="single" w:sz="2" w:space="0" w:color="C8C8C8"/>
+            </w:tcBorders>
+          </w:tcPr>
+          <w:p>
+            <w:pPr>
+              <w:spacing w:after="20" w:before="20" w:line="264" w:lineRule="auto"/>
+            </w:pPr>
+            <w:r>
+              <w:rPr>
+                <w:rFonts w:ascii="Calibri" w:hAnsi="Calibri"/>
+                <w:i w:val="0"/>
+                <w:color w:val="141414"/>
+                <w:sz w:val="19"/>
+              </w:rPr>
+              <w:t>9:02</w:t>
+            </w:r>
+          </w:p>
+        </w:tc>
+      </w:tr>
+      <w:tr>
+        <w:tc>
+          <w:tcPr>
+            <w:tcW w:type="dxa" w:w="567"/>
+            <w:shd w:val="clear" w:color="auto" w:fill="FFF1E3"/>
+            <w:tcBorders>
+              <w:top w:val="single" w:sz="2" w:space="0" w:color="C8C8C8"/>
+              <w:left w:val="single" w:sz="2" w:space="0" w:color="C8C8C8"/>
+              <w:bottom w:val="single" w:sz="2" w:space="0" w:color="C8C8C8"/>
+              <w:right w:val="single" w:sz="2" w:space="0" w:color="C8C8C8"/>
+            </w:tcBorders>
+          </w:tcPr>
+          <w:p>
+            <w:pPr>
+              <w:spacing w:after="20" w:before="20" w:line="264" w:lineRule="auto"/>
+            </w:pPr>
+            <w:r>
+              <w:rPr>
+                <w:rFonts w:ascii="Calibri" w:hAnsi="Calibri"/>
+                <w:i w:val="0"/>
+                <w:color w:val="141414"/>
+                <w:sz w:val="19"/>
+              </w:rPr>
+              <w:t>20</w:t>
+            </w:r>
+          </w:p>
+        </w:tc>
+        <w:tc>
+          <w:tcPr>
+            <w:tcW w:type="dxa" w:w="1757"/>
+            <w:shd w:val="clear" w:color="auto" w:fill="FFF1E3"/>
+            <w:tcBorders>
+              <w:top w:val="single" w:sz="2" w:space="0" w:color="C8C8C8"/>
+              <w:left w:val="single" w:sz="2" w:space="0" w:color="C8C8C8"/>
+              <w:bottom w:val="single" w:sz="2" w:space="0" w:color="C8C8C8"/>
+              <w:right w:val="single" w:sz="2" w:space="0" w:color="C8C8C8"/>
+            </w:tcBorders>
+          </w:tcPr>
+          <w:p>
+            <w:pPr>
+              <w:spacing w:after="20" w:before="20" w:line="264" w:lineRule="auto"/>
+            </w:pPr>
+            <w:r>
+              <w:rPr>
+                <w:rFonts w:ascii="Calibri" w:hAnsi="Calibri"/>
+                <w:i w:val="0"/>
+                <w:color w:val="141414"/>
+                <w:sz w:val="19"/>
+              </w:rPr>
+              <w:t>FUNCTIONALITY  ●</w:t>
+            </w:r>
+          </w:p>
+        </w:tc>
+        <w:tc>
+          <w:tcPr>
+            <w:tcW w:type="dxa" w:w="4762"/>
+            <w:shd w:val="clear" w:color="auto" w:fill="FFF1E3"/>
+            <w:tcBorders>
+              <w:top w:val="single" w:sz="2" w:space="0" w:color="C8C8C8"/>
+              <w:left w:val="single" w:sz="2" w:space="0" w:color="C8C8C8"/>
+              <w:bottom w:val="single" w:sz="2" w:space="0" w:color="C8C8C8"/>
+              <w:right w:val="single" w:sz="2" w:space="0" w:color="C8C8C8"/>
+            </w:tcBorders>
+          </w:tcPr>
+          <w:p>
+            <w:pPr>
+              <w:spacing w:after="20" w:before="20" w:line="264" w:lineRule="auto"/>
+            </w:pPr>
+            <w:r>
+              <w:rPr>
+                <w:rFonts w:ascii="Calibri" w:hAnsi="Calibri"/>
+                <w:i w:val="0"/>
+                <w:color w:val="141414"/>
+                <w:sz w:val="19"/>
+              </w:rPr>
+              <w:t>The plan the business already chose</w:t>
+            </w:r>
+          </w:p>
+        </w:tc>
+        <w:tc>
+          <w:tcPr>
+            <w:tcW w:type="dxa" w:w="907"/>
+            <w:shd w:val="clear" w:color="auto" w:fill="FFF1E3"/>
+            <w:tcBorders>
+              <w:top w:val="single" w:sz="2" w:space="0" w:color="C8C8C8"/>
+              <w:left w:val="single" w:sz="2" w:space="0" w:color="C8C8C8"/>
+              <w:bottom w:val="single" w:sz="2" w:space="0" w:color="C8C8C8"/>
+              <w:right w:val="single" w:sz="2" w:space="0" w:color="C8C8C8"/>
+            </w:tcBorders>
+          </w:tcPr>
+          <w:p>
+            <w:pPr>
+              <w:spacing w:after="20" w:before="20" w:line="264" w:lineRule="auto"/>
+            </w:pPr>
+            <w:r>
+              <w:rPr>
+                <w:rFonts w:ascii="Calibri" w:hAnsi="Calibri"/>
+                <w:i w:val="0"/>
+                <w:color w:val="141414"/>
+                <w:sz w:val="19"/>
+              </w:rPr>
+              <w:t>30s</w:t>
+            </w:r>
+          </w:p>
+        </w:tc>
+        <w:tc>
+          <w:tcPr>
+            <w:tcW w:type="dxa" w:w="1757"/>
+            <w:shd w:val="clear" w:color="auto" w:fill="FFF1E3"/>
+            <w:tcBorders>
+              <w:top w:val="single" w:sz="2" w:space="0" w:color="C8C8C8"/>
+              <w:left w:val="single" w:sz="2" w:space="0" w:color="C8C8C8"/>
+              <w:bottom w:val="single" w:sz="2" w:space="0" w:color="C8C8C8"/>
+              <w:right w:val="single" w:sz="2" w:space="0" w:color="C8C8C8"/>
+            </w:tcBorders>
+          </w:tcPr>
+          <w:p>
+            <w:pPr>
+              <w:spacing w:after="20" w:before="20" w:line="264" w:lineRule="auto"/>
+            </w:pPr>
+            <w:r>
+              <w:rPr>
+                <w:rFonts w:ascii="Calibri" w:hAnsi="Calibri"/>
+                <w:i w:val="0"/>
+                <w:color w:val="141414"/>
+                <w:sz w:val="19"/>
+              </w:rPr>
+              <w:t>9:32</w:t>
+            </w:r>
+          </w:p>
+        </w:tc>
+      </w:tr>
+      <w:tr>
+        <w:tc>
+          <w:tcPr>
+            <w:tcW w:type="dxa" w:w="567"/>
+            <w:shd w:val="clear" w:color="auto" w:fill="FFF1E3"/>
+            <w:tcBorders>
+              <w:top w:val="single" w:sz="2" w:space="0" w:color="C8C8C8"/>
+              <w:left w:val="single" w:sz="2" w:space="0" w:color="C8C8C8"/>
+              <w:bottom w:val="single" w:sz="2" w:space="0" w:color="C8C8C8"/>
+              <w:right w:val="single" w:sz="2" w:space="0" w:color="C8C8C8"/>
+            </w:tcBorders>
+          </w:tcPr>
+          <w:p>
+            <w:pPr>
+              <w:spacing w:after="20" w:before="20" w:line="264" w:lineRule="auto"/>
+            </w:pPr>
+            <w:r>
+              <w:rPr>
+                <w:rFonts w:ascii="Calibri" w:hAnsi="Calibri"/>
+                <w:i w:val="0"/>
+                <w:color w:val="141414"/>
+                <w:sz w:val="19"/>
+              </w:rPr>
+              <w:t>21</w:t>
             </w:r>
           </w:p>
         </w:tc>
@@ -2977,7 +3897,7 @@
                 <w:color w:val="141414"/>
                 <w:sz w:val="19"/>
               </w:rPr>
-              <w:t>6:44</w:t>
+              <w:t>9:38</w:t>
             </w:r>
           </w:p>
         </w:tc>
@@ -3005,7 +3925,7 @@
                 <w:color w:val="141414"/>
                 <w:sz w:val="19"/>
               </w:rPr>
-              <w:t>16</w:t>
+              <w:t>22</w:t>
             </w:r>
           </w:p>
         </w:tc>
@@ -3109,7 +4029,7 @@
                 <w:color w:val="141414"/>
                 <w:sz w:val="19"/>
               </w:rPr>
-              <w:t>7:12</w:t>
+              <w:t>10:06</w:t>
             </w:r>
           </w:p>
         </w:tc>
@@ -3136,7 +4056,7 @@
                 <w:color w:val="141414"/>
                 <w:sz w:val="19"/>
               </w:rPr>
-              <w:t>17</w:t>
+              <w:t>23</w:t>
             </w:r>
           </w:p>
         </w:tc>
@@ -3236,7 +4156,7 @@
                 <w:color w:val="141414"/>
                 <w:sz w:val="19"/>
               </w:rPr>
-              <w:t>7:49</w:t>
+              <w:t>10:43</w:t>
             </w:r>
           </w:p>
         </w:tc>
@@ -3264,7 +4184,7 @@
                 <w:color w:val="141414"/>
                 <w:sz w:val="19"/>
               </w:rPr>
-              <w:t>18</w:t>
+              <w:t>24</w:t>
             </w:r>
           </w:p>
         </w:tc>
@@ -3368,7 +4288,7 @@
                 <w:color w:val="141414"/>
                 <w:sz w:val="19"/>
               </w:rPr>
-              <w:t>8:24</w:t>
+              <w:t>11:18</w:t>
             </w:r>
           </w:p>
         </w:tc>
@@ -3395,7 +4315,7 @@
                 <w:color w:val="141414"/>
                 <w:sz w:val="19"/>
               </w:rPr>
-              <w:t>19</w:t>
+              <w:t>25</w:t>
             </w:r>
           </w:p>
         </w:tc>
@@ -3495,7 +4415,7 @@
                 <w:color w:val="141414"/>
                 <w:sz w:val="19"/>
               </w:rPr>
-              <w:t>9:01</w:t>
+              <w:t>11:55</w:t>
             </w:r>
           </w:p>
         </w:tc>
@@ -3523,7 +4443,7 @@
                 <w:color w:val="141414"/>
                 <w:sz w:val="19"/>
               </w:rPr>
-              <w:t>20</w:t>
+              <w:t>26</w:t>
             </w:r>
           </w:p>
         </w:tc>
@@ -3627,7 +4547,7 @@
                 <w:color w:val="141414"/>
                 <w:sz w:val="19"/>
               </w:rPr>
-              <w:t>9:18</w:t>
+              <w:t>12:12</w:t>
             </w:r>
           </w:p>
         </w:tc>
@@ -3690,7 +4610,7 @@
                 <w:color w:val="FFFFFF"/>
                 <w:sz w:val="30"/>
               </w:rPr>
-              <w:t>SLIDE 1  /  20</w:t>
+              <w:t>SLIDE 1  /  26</w:t>
             </w:r>
             <w:r>
               <w:rPr>
@@ -3875,7 +4795,7 @@
           <w:color w:val="141414"/>
           <w:sz w:val="25"/>
         </w:rPr>
-        <w:t xml:space="preserve"> I'll take about ten minutes, in three parts: the concepts the product rests on, what it does, and how it is built. There's a running system behind every number you'll see.</w:t>
+        <w:t xml:space="preserve"> I'll take about twelve minutes, in three parts: the concepts the product rests on, what it does, and how it is built. There's a running system behind every number you'll see.</w:t>
       </w:r>
     </w:p>
     <w:p>
@@ -3958,7 +4878,7 @@
                 <w:color w:val="FFFFFF"/>
                 <w:sz w:val="30"/>
               </w:rPr>
-              <w:t>SLIDE 2  /  20</w:t>
+              <w:t>SLIDE 2  /  26</w:t>
             </w:r>
             <w:r>
               <w:rPr>
@@ -4272,7 +5192,7 @@
                 <w:color w:val="FFFFFF"/>
                 <w:sz w:val="30"/>
               </w:rPr>
-              <w:t>SLIDE 3  /  20</w:t>
+              <w:t>SLIDE 3  /  26</w:t>
             </w:r>
             <w:r>
               <w:rPr>
@@ -4599,7 +5519,7 @@
                 <w:color w:val="FFFFFF"/>
                 <w:sz w:val="30"/>
               </w:rPr>
-              <w:t>SLIDE 4  /  20</w:t>
+              <w:t>SLIDE 4  /  26</w:t>
             </w:r>
             <w:r>
               <w:rPr>
@@ -4940,7 +5860,7 @@
                 <w:color w:val="FFFFFF"/>
                 <w:sz w:val="30"/>
               </w:rPr>
-              <w:t>SLIDE 5  /  20</w:t>
+              <w:t>SLIDE 5  /  26</w:t>
             </w:r>
             <w:r>
               <w:rPr>
@@ -5331,7 +6251,7 @@
                 <w:color w:val="FFFFFF"/>
                 <w:sz w:val="30"/>
               </w:rPr>
-              <w:t>SLIDE 6  /  20</w:t>
+              <w:t>SLIDE 6  /  26</w:t>
             </w:r>
             <w:r>
               <w:rPr>
@@ -5686,7 +6606,7 @@
                 <w:color w:val="FFFFFF"/>
                 <w:sz w:val="30"/>
               </w:rPr>
-              <w:t>SLIDE 7  /  20</w:t>
+              <w:t>SLIDE 7  /  26</w:t>
             </w:r>
             <w:r>
               <w:rPr>
@@ -5830,7 +6750,7 @@
           <w:color w:val="141414"/>
           <w:sz w:val="25"/>
         </w:rPr>
-        <w:t>174 opportunity spaces</w:t>
+        <w:t>418 opportunity spaces</w:t>
       </w:r>
       <w:r>
         <w:rPr>
@@ -5839,7 +6759,7 @@
           <w:color w:val="141414"/>
           <w:sz w:val="25"/>
         </w:rPr>
-        <w:t xml:space="preserve">, from four and a half thousand signals, gathered across </w:t>
+        <w:t xml:space="preserve">, from eleven thousand signals, gathered across </w:t>
       </w:r>
       <w:r>
         <w:rPr>
@@ -5848,7 +6768,7 @@
           <w:color w:val="141414"/>
           <w:sz w:val="25"/>
         </w:rPr>
-        <w:t>18 live sources</w:t>
+        <w:t>34 live sources</w:t>
       </w:r>
       <w:r>
         <w:rPr>
@@ -5866,7 +6786,7 @@
           <w:color w:val="141414"/>
           <w:sz w:val="25"/>
         </w:rPr>
-        <w:t>2,000 named asset links</w:t>
+        <w:t>4,800 named asset links</w:t>
       </w:r>
       <w:r>
         <w:rPr>
@@ -5889,7 +6809,7 @@
           <w:color w:val="141414"/>
           <w:sz w:val="25"/>
         </w:rPr>
-        <w:t>14 of the 15 verticals</w:t>
+        <w:t>All 15 verticals</w:t>
       </w:r>
       <w:r>
         <w:rPr>
@@ -5912,7 +6832,7 @@
           <w:color w:val="141414"/>
           <w:sz w:val="25"/>
         </w:rPr>
-        <w:t xml:space="preserve">And the corpus carries around </w:t>
+        <w:t xml:space="preserve">And the corpus carries over a </w:t>
       </w:r>
       <w:r>
         <w:rPr>
@@ -5921,7 +6841,7 @@
           <w:color w:val="141414"/>
           <w:sz w:val="25"/>
         </w:rPr>
-        <w:t>500 French-language signals</w:t>
+        <w:t>thousand French-language signals</w:t>
       </w:r>
       <w:r>
         <w:rPr>
@@ -5996,7 +6916,7 @@
                 <w:color w:val="141414"/>
                 <w:sz w:val="20"/>
               </w:rPr>
-              <w:t>174 opportunity spaces  ·  4,658 signals ingested, 2,064 through the gate  ·  18 live sources of 25 catalogued</w:t>
+              <w:t>418 opportunity spaces  ·  11,354 signals ingested, 6,804 through the gate  ·  34 live sources of 42 catalogued</w:t>
             </w:r>
           </w:p>
           <w:p>
@@ -6010,7 +6930,7 @@
                 <w:color w:val="141414"/>
                 <w:sz w:val="20"/>
               </w:rPr>
-              <w:t>2,007 asset links over 181 graph nodes  ·  12.3 signals per topic after enrichment</w:t>
+              <w:t>4,832 asset links over 181 graph nodes  ·  26.7 signals per topic after enrichment</w:t>
             </w:r>
           </w:p>
           <w:p>
@@ -6024,7 +6944,7 @@
                 <w:color w:val="141414"/>
                 <w:sz w:val="20"/>
               </w:rPr>
-              <w:t>3,422 tier-1 signals  ·  37 of 59 use cases and 28 of 38 technologies appear in at least one topic</w:t>
+              <w:t>7,267 tier-1 signals  ·  47 of 59 use cases and 33 of 38 technologies appear in at least one topic</w:t>
             </w:r>
           </w:p>
           <w:p>
@@ -6038,7 +6958,7 @@
                 <w:color w:val="141414"/>
                 <w:sz w:val="20"/>
               </w:rPr>
-              <w:t>174 sized  ·  174 competition-scored  ·  62 with a sales brief</w:t>
+              <w:t>314 sized bottom-up  ·  181 competition-scored  ·  174 with a sales brief  ·  8 portfolio plans</w:t>
             </w:r>
           </w:p>
         </w:tc>
@@ -6212,7 +7132,7 @@
                 <w:color w:val="FFFFFF"/>
                 <w:sz w:val="30"/>
               </w:rPr>
-              <w:t>SLIDE 8  /  20</w:t>
+              <w:t>SLIDE 8  /  26</w:t>
             </w:r>
             <w:r>
               <w:rPr>
@@ -6559,7 +7479,494 @@
                 <w:color w:val="FFFFFF"/>
                 <w:sz w:val="26"/>
               </w:rPr>
-              <w:t>▶   ADVANCE TO SLIDE 9  —  the radar view. THE DEMO SECTION STARTS HERE.</w:t>
+              <w:t>▶   ADVANCE TO SLIDE 9  —  “Two routes into a new opportunity space”</w:t>
+            </w:r>
+          </w:p>
+        </w:tc>
+      </w:tr>
+    </w:tbl>
+    <w:p>
+      <w:r>
+        <w:br w:type="page"/>
+      </w:r>
+    </w:p>
+    <w:tbl>
+      <w:tblPr>
+        <w:tblW w:type="auto" w:w="0"/>
+        <w:tblLayout w:type="fixed"/>
+        <w:tblLook w:firstColumn="1" w:firstRow="1" w:lastColumn="0" w:lastRow="0" w:noHBand="0" w:noVBand="1" w:val="04A0"/>
+      </w:tblPr>
+      <w:tblGrid>
+        <w:gridCol w:w="4876"/>
+        <w:gridCol w:w="4876"/>
+      </w:tblGrid>
+      <w:tr>
+        <w:tc>
+          <w:tcPr>
+            <w:tcW w:type="dxa" w:w="6576"/>
+            <w:shd w:val="clear" w:color="auto" w:fill="2F6FB0"/>
+            <w:tcBorders>
+              <w:top w:val="none"/>
+              <w:left w:val="none"/>
+              <w:bottom w:val="none"/>
+              <w:right w:val="none"/>
+            </w:tcBorders>
+          </w:tcPr>
+          <w:p>
+            <w:pPr>
+              <w:spacing w:after="0" w:before="60"/>
+            </w:pPr>
+            <w:r>
+              <w:rPr>
+                <w:rFonts w:ascii="Calibri" w:hAnsi="Calibri"/>
+                <w:b/>
+                <w:color w:val="FFFFFF"/>
+                <w:sz w:val="30"/>
+              </w:rPr>
+              <w:t>SLIDE 9  /  26</w:t>
+            </w:r>
+            <w:r>
+              <w:rPr>
+                <w:rFonts w:ascii="Calibri" w:hAnsi="Calibri"/>
+                <w:b/>
+                <w:color w:val="FFE2C8"/>
+                <w:sz w:val="19"/>
+              </w:rPr>
+              <w:t xml:space="preserve">      CONCEPT</w:t>
+            </w:r>
+          </w:p>
+        </w:tc>
+        <w:tc>
+          <w:tcPr>
+            <w:tcW w:type="dxa" w:w="3175"/>
+            <w:shd w:val="clear" w:color="auto" w:fill="2F6FB0"/>
+            <w:tcBorders>
+              <w:top w:val="none"/>
+              <w:left w:val="none"/>
+              <w:bottom w:val="none"/>
+              <w:right w:val="none"/>
+            </w:tcBorders>
+          </w:tcPr>
+          <w:p>
+            <w:pPr>
+              <w:spacing w:after="0" w:before="60"/>
+              <w:jc w:val="right"/>
+            </w:pPr>
+            <w:r>
+              <w:rPr>
+                <w:rFonts w:ascii="Calibri" w:hAnsi="Calibri"/>
+                <w:b/>
+                <w:color w:val="FFFFFF"/>
+                <w:sz w:val="21"/>
+              </w:rPr>
+              <w:t>4:17    ·    34s</w:t>
+            </w:r>
+          </w:p>
+        </w:tc>
+      </w:tr>
+    </w:tbl>
+    <w:p>
+      <w:pPr>
+        <w:spacing w:after="0" w:before="0"/>
+      </w:pPr>
+    </w:p>
+    <w:p>
+      <w:pPr>
+        <w:spacing w:before="120" w:after="20"/>
+      </w:pPr>
+      <w:r>
+        <w:rPr>
+          <w:rFonts w:ascii="Calibri" w:hAnsi="Calibri"/>
+          <w:b/>
+          <w:color w:val="141414"/>
+          <w:sz w:val="40"/>
+        </w:rPr>
+        <w:t>Two routes into a new opportunity space</w:t>
+      </w:r>
+    </w:p>
+    <w:p>
+      <w:pPr>
+        <w:spacing w:after="220"/>
+      </w:pPr>
+      <w:r>
+        <w:rPr>
+          <w:rFonts w:ascii="Calibri" w:hAnsi="Calibri"/>
+          <w:b/>
+          <w:color w:val="E86A00"/>
+          <w:sz w:val="17"/>
+        </w:rPr>
+        <w:t xml:space="preserve">ON SCREEN   </w:t>
+      </w:r>
+      <w:r>
+        <w:rPr>
+          <w:rFonts w:ascii="Calibri" w:hAnsi="Calibri"/>
+          <w:i/>
+          <w:color w:val="5A5A5A"/>
+          <w:sz w:val="20"/>
+        </w:rPr>
+        <w:t>Two cards — parameters on the left, a scoping conversation on the right — over a dark panel describing the gate they share.</w:t>
+      </w:r>
+    </w:p>
+    <w:p>
+      <w:pPr>
+        <w:spacing w:after="80" w:before="40"/>
+        <w:pBdr>
+          <w:bottom w:val="single" w:sz="6" w:space="2" w:color="E86A00"/>
+        </w:pBdr>
+      </w:pPr>
+      <w:r>
+        <w:rPr>
+          <w:rFonts w:ascii="Calibri" w:hAnsi="Calibri"/>
+          <w:b/>
+          <w:color w:val="A83E00"/>
+          <w:sz w:val="18"/>
+        </w:rPr>
+        <w:t>SAY</w:t>
+      </w:r>
+    </w:p>
+    <w:p>
+      <w:pPr>
+        <w:spacing w:after="180" w:line="317" w:lineRule="auto"/>
+      </w:pPr>
+      <w:r>
+        <w:rPr>
+          <w:rFonts w:ascii="Calibri" w:hAnsi="Calibri"/>
+          <w:i w:val="0"/>
+          <w:color w:val="141414"/>
+          <w:sz w:val="25"/>
+        </w:rPr>
+        <w:t xml:space="preserve">Everything so far arrives from a </w:t>
+      </w:r>
+      <w:r>
+        <w:rPr>
+          <w:rFonts w:ascii="Calibri" w:hAnsi="Calibri"/>
+          <w:b/>
+          <w:color w:val="141414"/>
+          <w:sz w:val="25"/>
+        </w:rPr>
+        <w:t>scheduled refresh</w:t>
+      </w:r>
+      <w:r>
+        <w:rPr>
+          <w:rFonts w:ascii="Calibri" w:hAnsi="Calibri"/>
+          <w:i w:val="0"/>
+          <w:color w:val="141414"/>
+          <w:sz w:val="25"/>
+        </w:rPr>
+        <w:t xml:space="preserve">. These two are for the case a refresh cannot serve: somebody has a specific question </w:t>
+      </w:r>
+      <w:r>
+        <w:rPr>
+          <w:rFonts w:ascii="Calibri" w:hAnsi="Calibri"/>
+          <w:b/>
+          <w:color w:val="141414"/>
+          <w:sz w:val="25"/>
+        </w:rPr>
+        <w:t>now</w:t>
+      </w:r>
+      <w:r>
+        <w:rPr>
+          <w:rFonts w:ascii="Calibri" w:hAnsi="Calibri"/>
+          <w:i w:val="0"/>
+          <w:color w:val="141414"/>
+          <w:sz w:val="25"/>
+        </w:rPr>
+        <w:t>, about a cell of the grid the corpus has not been asked about yet.</w:t>
+      </w:r>
+    </w:p>
+    <w:p>
+      <w:pPr>
+        <w:spacing w:after="180" w:line="317" w:lineRule="auto"/>
+      </w:pPr>
+      <w:r>
+        <w:rPr>
+          <w:rFonts w:ascii="Calibri" w:hAnsi="Calibri"/>
+          <w:b/>
+          <w:color w:val="141414"/>
+          <w:sz w:val="25"/>
+        </w:rPr>
+        <w:t>Parameters</w:t>
+      </w:r>
+      <w:r>
+        <w:rPr>
+          <w:rFonts w:ascii="Calibri" w:hAnsi="Calibri"/>
+          <w:i w:val="0"/>
+          <w:color w:val="141414"/>
+          <w:sz w:val="25"/>
+        </w:rPr>
+        <w:t xml:space="preserve"> is for somebody who knows the taxonomy. Pick a vertical, a use case, a technology and a horizon — and before anything is spent, the screen shows the spaces that </w:t>
+      </w:r>
+      <w:r>
+        <w:rPr>
+          <w:rFonts w:ascii="Calibri" w:hAnsi="Calibri"/>
+          <w:b/>
+          <w:color w:val="141414"/>
+          <w:sz w:val="25"/>
+        </w:rPr>
+        <w:t>already</w:t>
+      </w:r>
+      <w:r>
+        <w:rPr>
+          <w:rFonts w:ascii="Calibri" w:hAnsi="Calibri"/>
+          <w:i w:val="0"/>
+          <w:color w:val="141414"/>
+          <w:sz w:val="25"/>
+        </w:rPr>
+        <w:t xml:space="preserve"> satisfy them. </w:t>
+      </w:r>
+      <w:r>
+        <w:rPr>
+          <w:rFonts w:ascii="Calibri" w:hAnsi="Calibri"/>
+          <w:i/>
+          <w:color w:val="2F6FB0"/>
+          <w:sz w:val="22"/>
+        </w:rPr>
+        <w:t>[beat]</w:t>
+      </w:r>
+      <w:r>
+        <w:rPr>
+          <w:rFonts w:ascii="Calibri" w:hAnsi="Calibri"/>
+          <w:i w:val="0"/>
+          <w:color w:val="141414"/>
+          <w:sz w:val="25"/>
+        </w:rPr>
+        <w:t xml:space="preserve"> The most common outcome of an on-demand run is rediscovering what the last refresh produced.</w:t>
+      </w:r>
+    </w:p>
+    <w:p>
+      <w:pPr>
+        <w:spacing w:after="180" w:line="317" w:lineRule="auto"/>
+      </w:pPr>
+      <w:r>
+        <w:rPr>
+          <w:rFonts w:ascii="Calibri" w:hAnsi="Calibri"/>
+          <w:b/>
+          <w:color w:val="141414"/>
+          <w:sz w:val="25"/>
+        </w:rPr>
+        <w:t>A scoping conversation</w:t>
+      </w:r>
+      <w:r>
+        <w:rPr>
+          <w:rFonts w:ascii="Calibri" w:hAnsi="Calibri"/>
+          <w:i w:val="0"/>
+          <w:color w:val="141414"/>
+          <w:sz w:val="25"/>
+        </w:rPr>
+        <w:t xml:space="preserve"> is for somebody who knows their market but not this vocabulary. The assistant interviews, with the corpus in front of it, and re-retrieves on </w:t>
+      </w:r>
+      <w:r>
+        <w:rPr>
+          <w:rFonts w:ascii="Calibri" w:hAnsi="Calibri"/>
+          <w:b/>
+          <w:color w:val="141414"/>
+          <w:sz w:val="25"/>
+        </w:rPr>
+        <w:t>every turn</w:t>
+      </w:r>
+      <w:r>
+        <w:rPr>
+          <w:rFonts w:ascii="Calibri" w:hAnsi="Calibri"/>
+          <w:i w:val="0"/>
+          <w:color w:val="141414"/>
+          <w:sz w:val="25"/>
+        </w:rPr>
+        <w:t xml:space="preserve"> against the same signal vectors the run itself will read.</w:t>
+      </w:r>
+    </w:p>
+    <w:p>
+      <w:pPr>
+        <w:spacing w:after="180" w:line="317" w:lineRule="auto"/>
+      </w:pPr>
+      <w:r>
+        <w:rPr>
+          <w:rFonts w:ascii="Calibri" w:hAnsi="Calibri"/>
+          <w:i w:val="0"/>
+          <w:color w:val="141414"/>
+          <w:sz w:val="25"/>
+        </w:rPr>
+        <w:t xml:space="preserve">And both are refused by the </w:t>
+      </w:r>
+      <w:r>
+        <w:rPr>
+          <w:rFonts w:ascii="Calibri" w:hAnsi="Calibri"/>
+          <w:b/>
+          <w:color w:val="141414"/>
+          <w:sz w:val="25"/>
+        </w:rPr>
+        <w:t>same gate</w:t>
+      </w:r>
+      <w:r>
+        <w:rPr>
+          <w:rFonts w:ascii="Calibri" w:hAnsi="Calibri"/>
+          <w:i w:val="0"/>
+          <w:color w:val="141414"/>
+          <w:sz w:val="25"/>
+        </w:rPr>
+        <w:t>, which the corpus holds rather than the model. Asked “do you have enough?” a model says yes — so the button is enabled by what actually came back, not by the assistant's opinion of itself.</w:t>
+      </w:r>
+    </w:p>
+    <w:p>
+      <w:pPr>
+        <w:spacing w:after="180" w:line="317" w:lineRule="auto"/>
+      </w:pPr>
+      <w:r>
+        <w:rPr>
+          <w:rFonts w:ascii="Calibri" w:hAnsi="Calibri"/>
+          <w:i/>
+          <w:color w:val="2F6FB0"/>
+          <w:sz w:val="22"/>
+        </w:rPr>
+        <w:t>[If asked why the vertical is excluded]</w:t>
+      </w:r>
+      <w:r>
+        <w:rPr>
+          <w:rFonts w:ascii="Calibri" w:hAnsi="Calibri"/>
+          <w:i w:val="0"/>
+          <w:color w:val="141414"/>
+          <w:sz w:val="25"/>
+        </w:rPr>
+        <w:t xml:space="preserve"> Because it corroborates every brief ever written about a well-covered sector. Municipal digital signage retrieves French public-sector tenders at the same cosine a well-evidenced brief scores.</w:t>
+      </w:r>
+    </w:p>
+    <w:tbl>
+      <w:tblPr>
+        <w:tblW w:type="auto" w:w="0"/>
+        <w:tblLook w:firstColumn="1" w:firstRow="1" w:lastColumn="0" w:lastRow="0" w:noHBand="0" w:noVBand="1" w:val="04A0"/>
+      </w:tblPr>
+      <w:tblGrid>
+        <w:gridCol w:w="9752"/>
+      </w:tblGrid>
+      <w:tr>
+        <w:tc>
+          <w:tcPr>
+            <w:tcW w:type="dxa" w:w="9752"/>
+            <w:shd w:val="clear" w:color="auto" w:fill="EAF1F9"/>
+            <w:tcBorders>
+              <w:top w:val="none"/>
+              <w:bottom w:val="none"/>
+              <w:right w:val="none"/>
+              <w:left w:val="single" w:sz="18" w:space="0" w:color="2F6FB0"/>
+            </w:tcBorders>
+          </w:tcPr>
+          <w:p>
+            <w:pPr>
+              <w:spacing w:after="60"/>
+            </w:pPr>
+            <w:r>
+              <w:rPr>
+                <w:rFonts w:ascii="Calibri" w:hAnsi="Calibri"/>
+                <w:b/>
+                <w:color w:val="2F6FB0"/>
+                <w:sz w:val="17"/>
+              </w:rPr>
+              <w:t>IF ASKED</w:t>
+            </w:r>
+          </w:p>
+          <w:p>
+            <w:pPr>
+              <w:spacing w:after="0" w:line="288" w:lineRule="auto"/>
+            </w:pPr>
+            <w:r>
+              <w:rPr>
+                <w:rFonts w:ascii="Calibri" w:hAnsi="Calibri"/>
+                <w:b/>
+                <w:color w:val="141414"/>
+                <w:sz w:val="20"/>
+              </w:rPr>
+              <w:t>“What does the gate actually check?”</w:t>
+            </w:r>
+            <w:r>
+              <w:rPr>
+                <w:rFonts w:ascii="Calibri" w:hAnsi="Calibri"/>
+                <w:i w:val="0"/>
+                <w:color w:val="141414"/>
+                <w:sz w:val="20"/>
+              </w:rPr>
+              <w:t xml:space="preserve">  Two things. That the brief clears the run's own </w:t>
+            </w:r>
+            <w:r>
+              <w:rPr>
+                <w:rFonts w:ascii="Calibri" w:hAnsi="Calibri"/>
+                <w:b/>
+                <w:color w:val="141414"/>
+                <w:sz w:val="20"/>
+              </w:rPr>
+              <w:t>retrieval floor</w:t>
+            </w:r>
+            <w:r>
+              <w:rPr>
+                <w:rFonts w:ascii="Calibri" w:hAnsi="Calibri"/>
+                <w:i w:val="0"/>
+                <w:color w:val="141414"/>
+                <w:sz w:val="20"/>
+              </w:rPr>
+              <w:t xml:space="preserve">, and that it is </w:t>
+            </w:r>
+            <w:r>
+              <w:rPr>
+                <w:rFonts w:ascii="Calibri" w:hAnsi="Calibri"/>
+                <w:b/>
+                <w:color w:val="141414"/>
+                <w:sz w:val="20"/>
+              </w:rPr>
+              <w:t>corroborated</w:t>
+            </w:r>
+            <w:r>
+              <w:rPr>
+                <w:rFonts w:ascii="Calibri" w:hAnsi="Calibri"/>
+                <w:i w:val="0"/>
+                <w:color w:val="141414"/>
+                <w:sz w:val="20"/>
+              </w:rPr>
+              <w:t xml:space="preserve"> on its use case or its technology by a second, independent reason.</w:t>
+            </w:r>
+          </w:p>
+        </w:tc>
+      </w:tr>
+    </w:tbl>
+    <w:p>
+      <w:pPr>
+        <w:spacing w:after="80"/>
+      </w:pPr>
+    </w:p>
+    <w:p>
+      <w:pPr>
+        <w:spacing w:after="80"/>
+      </w:pPr>
+    </w:p>
+    <w:tbl>
+      <w:tblPr>
+        <w:tblW w:type="auto" w:w="0"/>
+        <w:tblLook w:firstColumn="1" w:firstRow="1" w:lastColumn="0" w:lastRow="0" w:noHBand="0" w:noVBand="1" w:val="04A0"/>
+      </w:tblPr>
+      <w:tblGrid>
+        <w:gridCol w:w="9752"/>
+      </w:tblGrid>
+      <w:tr>
+        <w:tc>
+          <w:tcPr>
+            <w:tcW w:type="dxa" w:w="9752"/>
+            <w:shd w:val="clear" w:color="auto" w:fill="2E7D5B"/>
+            <w:tcBorders>
+              <w:top w:val="none"/>
+              <w:left w:val="none"/>
+              <w:bottom w:val="none"/>
+              <w:right w:val="none"/>
+            </w:tcBorders>
+          </w:tcPr>
+          <w:p>
+            <w:pPr>
+              <w:spacing w:before="80" w:after="80"/>
+            </w:pPr>
+            <w:r>
+              <w:rPr>
+                <w:rFonts w:ascii="Calibri" w:hAnsi="Calibri"/>
+                <w:b/>
+                <w:color w:val="FFFFFF"/>
+                <w:sz w:val="26"/>
+              </w:rPr>
+              <w:t>▶   ADVANCE TO SLIDE 10  —  the radar view (the live demo starts here)</w:t>
             </w:r>
           </w:p>
         </w:tc>
@@ -6603,7 +8010,7 @@
                 <w:color w:val="FFFFFF"/>
                 <w:sz w:val="30"/>
               </w:rPr>
-              <w:t>SLIDE 9  /  20</w:t>
+              <w:t>SLIDE 10  /  26</w:t>
             </w:r>
             <w:r>
               <w:rPr>
@@ -6639,7 +8046,7 @@
                 <w:color w:val="FFFFFF"/>
                 <w:sz w:val="21"/>
               </w:rPr>
-              <w:t>4:17    ·    40s</w:t>
+              <w:t>4:51    ·    40s</w:t>
             </w:r>
           </w:p>
         </w:tc>
@@ -7006,7 +8413,7 @@
                 <w:color w:val="FFFFFF"/>
                 <w:sz w:val="26"/>
               </w:rPr>
-              <w:t>▶   ADVANCE TO SLIDE 10  —  the role-ranked list</w:t>
+              <w:t>▶   ADVANCE TO SLIDE 11  —  the role-ranked list</w:t>
             </w:r>
           </w:p>
         </w:tc>
@@ -7050,7 +8457,7 @@
                 <w:color w:val="FFFFFF"/>
                 <w:sz w:val="30"/>
               </w:rPr>
-              <w:t>SLIDE 10  /  20</w:t>
+              <w:t>SLIDE 11  /  26</w:t>
             </w:r>
             <w:r>
               <w:rPr>
@@ -7086,7 +8493,7 @@
                 <w:color w:val="FFFFFF"/>
                 <w:sz w:val="21"/>
               </w:rPr>
-              <w:t>4:57    ·    11s</w:t>
+              <w:t>5:31    ·    11s</w:t>
             </w:r>
           </w:p>
         </w:tc>
@@ -7343,7 +8750,7 @@
                 <w:color w:val="FFFFFF"/>
                 <w:sz w:val="26"/>
               </w:rPr>
-              <w:t>▶   ADVANCE TO SLIDE 11  —  topic detail</w:t>
+              <w:t>▶   ADVANCE TO SLIDE 12  —  topic detail</w:t>
             </w:r>
           </w:p>
         </w:tc>
@@ -7387,7 +8794,7 @@
                 <w:color w:val="FFFFFF"/>
                 <w:sz w:val="30"/>
               </w:rPr>
-              <w:t>SLIDE 11  /  20</w:t>
+              <w:t>SLIDE 12  /  26</w:t>
             </w:r>
             <w:r>
               <w:rPr>
@@ -7423,7 +8830,7 @@
                 <w:color w:val="FFFFFF"/>
                 <w:sz w:val="21"/>
               </w:rPr>
-              <w:t>5:08    ·    24s</w:t>
+              <w:t>5:42    ·    24s</w:t>
             </w:r>
           </w:p>
         </w:tc>
@@ -7735,7 +9142,7 @@
                 <w:color w:val="FFFFFF"/>
                 <w:sz w:val="26"/>
               </w:rPr>
-              <w:t>▶   ADVANCE TO SLIDE 12  —  “How this score was calculated”</w:t>
+              <w:t>▶   ADVANCE TO SLIDE 13  —  one space, full screen</w:t>
             </w:r>
           </w:p>
         </w:tc>
@@ -7779,7 +9186,7 @@
                 <w:color w:val="FFFFFF"/>
                 <w:sz w:val="30"/>
               </w:rPr>
-              <w:t>SLIDE 12  /  20</w:t>
+              <w:t>SLIDE 13  /  26</w:t>
             </w:r>
             <w:r>
               <w:rPr>
@@ -7815,7 +9222,7 @@
                 <w:color w:val="FFFFFF"/>
                 <w:sz w:val="21"/>
               </w:rPr>
-              <w:t>5:32    ·    29s</w:t>
+              <w:t>6:06    ·    22s</w:t>
             </w:r>
           </w:p>
         </w:tc>
@@ -7837,7 +9244,7 @@
           <w:color w:val="141414"/>
           <w:sz w:val="40"/>
         </w:rPr>
-        <w:t>How this score was calculated</w:t>
+        <w:t>One space, full screen</w:t>
       </w:r>
     </w:p>
     <w:p>
@@ -7860,7 +9267,7 @@
           <w:color w:val="5A5A5A"/>
           <w:sz w:val="20"/>
         </w:rPr>
-        <w:t>Screenshot of the score-explanation modal.</w:t>
+        <w:t>The full-screen view of one opportunity space, with its four tabs across the top.</w:t>
       </w:r>
     </w:p>
     <w:p>
@@ -7891,7 +9298,7 @@
           <w:color w:val="141414"/>
           <w:sz w:val="25"/>
         </w:rPr>
-        <w:t xml:space="preserve">Now the part that makes the scoring </w:t>
+        <w:t xml:space="preserve">The three-pane layout is right for working </w:t>
       </w:r>
       <w:r>
         <w:rPr>
@@ -7900,7 +9307,7 @@
           <w:color w:val="141414"/>
           <w:sz w:val="25"/>
         </w:rPr>
-        <w:t>defensible</w:t>
+        <w:t>through</w:t>
       </w:r>
       <w:r>
         <w:rPr>
@@ -7909,7 +9316,7 @@
           <w:color w:val="141414"/>
           <w:sz w:val="25"/>
         </w:rPr>
-        <w:t>.</w:t>
+        <w:t xml:space="preserve"> the radar — filter, scan, open, compare, move on.</w:t>
       </w:r>
     </w:p>
     <w:p>
@@ -7923,7 +9330,7 @@
           <w:color w:val="141414"/>
           <w:sz w:val="25"/>
         </w:rPr>
-        <w:t xml:space="preserve">Every topic has a </w:t>
+        <w:t xml:space="preserve">It is wrong for the moment somebody actually </w:t>
       </w:r>
       <w:r>
         <w:rPr>
@@ -7932,7 +9339,7 @@
           <w:color w:val="141414"/>
           <w:sz w:val="25"/>
         </w:rPr>
-        <w:t>“How was this calculated”</w:t>
+        <w:t>reads</w:t>
       </w:r>
       <w:r>
         <w:rPr>
@@ -7941,25 +9348,7 @@
           <w:color w:val="141414"/>
           <w:sz w:val="25"/>
         </w:rPr>
-        <w:t xml:space="preserve"> panel. It shows the weight table and the weighted total — and then, per component, the </w:t>
-      </w:r>
-      <w:r>
-        <w:rPr>
-          <w:rFonts w:ascii="Calibri" w:hAnsi="Calibri"/>
-          <w:b/>
-          <w:color w:val="141414"/>
-          <w:sz w:val="25"/>
-        </w:rPr>
-        <w:t>actual stored inputs</w:t>
-      </w:r>
-      <w:r>
-        <w:rPr>
-          <w:rFonts w:ascii="Calibri" w:hAnsi="Calibri"/>
-          <w:i w:val="0"/>
-          <w:color w:val="141414"/>
-          <w:sz w:val="25"/>
-        </w:rPr>
-        <w:t>:</w:t>
+        <w:t xml:space="preserve"> a space: ten sections in a four-hundred-pixel column beside a chart they are no longer looking at.</w:t>
       </w:r>
     </w:p>
     <w:p>
@@ -7973,13 +9362,17 @@
           <w:color w:val="141414"/>
           <w:sz w:val="25"/>
         </w:rPr>
-        <w:t>the publishers counted and their entropy; the tier distribution; the per-period buckets the momentum slope was fitted to; the rubric level and its written rationale.</w:t>
-      </w:r>
-    </w:p>
-    <w:p>
-      <w:pPr>
-        <w:spacing w:after="180" w:line="317" w:lineRule="auto"/>
-      </w:pPr>
+        <w:t xml:space="preserve">So the same content opens with the panes out of the way, in </w:t>
+      </w:r>
+      <w:r>
+        <w:rPr>
+          <w:rFonts w:ascii="Calibri" w:hAnsi="Calibri"/>
+          <w:b/>
+          <w:color w:val="141414"/>
+          <w:sz w:val="25"/>
+        </w:rPr>
+        <w:t>four tabs</w:t>
+      </w:r>
       <w:r>
         <w:rPr>
           <w:rFonts w:ascii="Calibri" w:hAnsi="Calibri"/>
@@ -7987,25 +9380,7 @@
           <w:color w:val="141414"/>
           <w:sz w:val="25"/>
         </w:rPr>
-        <w:t xml:space="preserve">This is how a reviewer </w:t>
-      </w:r>
-      <w:r>
-        <w:rPr>
-          <w:rFonts w:ascii="Calibri" w:hAnsi="Calibri"/>
-          <w:b/>
-          <w:color w:val="141414"/>
-          <w:sz w:val="25"/>
-        </w:rPr>
-        <w:t>outside the project</w:t>
-      </w:r>
-      <w:r>
-        <w:rPr>
-          <w:rFonts w:ascii="Calibri" w:hAnsi="Calibri"/>
-          <w:i w:val="0"/>
-          <w:color w:val="141414"/>
-          <w:sz w:val="25"/>
-        </w:rPr>
-        <w:t xml:space="preserve"> can reconstruct why a topic holds its rank. </w:t>
+        <w:t xml:space="preserve">, in the order the questions arrive: what is this, who else is here, what do I send, and what happens after the meeting. </w:t>
       </w:r>
       <w:r>
         <w:rPr>
@@ -8014,8 +9389,13 @@
           <w:color w:val="2F6FB0"/>
           <w:sz w:val="22"/>
         </w:rPr>
-        <w:t>[beat]</w:t>
-      </w:r>
+        <w:t>[point along the tabs]</w:t>
+      </w:r>
+    </w:p>
+    <w:p>
+      <w:pPr>
+        <w:spacing w:after="180" w:line="317" w:lineRule="auto"/>
+      </w:pPr>
       <w:r>
         <w:rPr>
           <w:rFonts w:ascii="Calibri" w:hAnsi="Calibri"/>
@@ -8023,7 +9403,7 @@
           <w:color w:val="141414"/>
           <w:sz w:val="25"/>
         </w:rPr>
-        <w:t xml:space="preserve"> The governing constraint was: if a user cannot explain why a topic ranks where it does, the scoring is not good enough.</w:t>
+        <w:t>The brief sits one click from the space on purpose — it is generated from the space and goes stale when the space moves, and reading them in the same frame is how anyone notices.</w:t>
       </w:r>
     </w:p>
     <w:tbl>
@@ -8118,7 +9498,7 @@
                 <w:color w:val="FFFFFF"/>
                 <w:sz w:val="26"/>
               </w:rPr>
-              <w:t>▶   ADVANCE TO SLIDE 13  —  the stage gate</w:t>
+              <w:t>▶   ADVANCE TO SLIDE 14  —  how this score was calculated</w:t>
             </w:r>
           </w:p>
         </w:tc>
@@ -8162,7 +9542,7 @@
                 <w:color w:val="FFFFFF"/>
                 <w:sz w:val="30"/>
               </w:rPr>
-              <w:t>SLIDE 13  /  20</w:t>
+              <w:t>SLIDE 14  /  26</w:t>
             </w:r>
             <w:r>
               <w:rPr>
@@ -8198,7 +9578,7 @@
                 <w:color w:val="FFFFFF"/>
                 <w:sz w:val="21"/>
               </w:rPr>
-              <w:t>6:01    ·    18s</w:t>
+              <w:t>6:28    ·    29s</w:t>
             </w:r>
           </w:p>
         </w:tc>
@@ -8220,7 +9600,7 @@
           <w:color w:val="141414"/>
           <w:sz w:val="40"/>
         </w:rPr>
-        <w:t>Stage gate and role assessment</w:t>
+        <w:t>How this score was calculated</w:t>
       </w:r>
     </w:p>
     <w:p>
@@ -8243,7 +9623,7 @@
           <w:color w:val="5A5A5A"/>
           <w:sz w:val="20"/>
         </w:rPr>
-        <w:t>Screenshot of the workflow board — Shortlisted, Demand-tested, Packaged, Live.</w:t>
+        <w:t>Screenshot of the score-explanation modal.</w:t>
       </w:r>
     </w:p>
     <w:p>
@@ -8274,7 +9654,7 @@
           <w:color w:val="141414"/>
           <w:sz w:val="25"/>
         </w:rPr>
-        <w:t xml:space="preserve">The </w:t>
+        <w:t xml:space="preserve">Now the part that makes the scoring </w:t>
       </w:r>
       <w:r>
         <w:rPr>
@@ -8283,7 +9663,7 @@
           <w:color w:val="141414"/>
           <w:sz w:val="25"/>
         </w:rPr>
-        <w:t>workflow board</w:t>
+        <w:t>defensible</w:t>
       </w:r>
       <w:r>
         <w:rPr>
@@ -8292,25 +9672,7 @@
           <w:color w:val="141414"/>
           <w:sz w:val="25"/>
         </w:rPr>
-        <w:t xml:space="preserve"> implements the stage gate. A topic moves from Shortlisted, through Demand-tested and Packaged, to Live — and </w:t>
-      </w:r>
-      <w:r>
-        <w:rPr>
-          <w:rFonts w:ascii="Calibri" w:hAnsi="Calibri"/>
-          <w:b/>
-          <w:color w:val="141414"/>
-          <w:sz w:val="25"/>
-        </w:rPr>
-        <w:t>ownership follows the stage</w:t>
-      </w:r>
-      <w:r>
-        <w:rPr>
-          <w:rFonts w:ascii="Calibri" w:hAnsi="Calibri"/>
-          <w:i w:val="0"/>
-          <w:color w:val="141414"/>
-          <w:sz w:val="25"/>
-        </w:rPr>
-        <w:t>. Stalled cards are flagged, because latency is the known weakness of a stage gate.</w:t>
+        <w:t>.</w:t>
       </w:r>
     </w:p>
     <w:p>
@@ -8324,7 +9686,7 @@
           <w:color w:val="141414"/>
           <w:sz w:val="25"/>
         </w:rPr>
-        <w:t xml:space="preserve">Each role assesses </w:t>
+        <w:t xml:space="preserve">Every topic has a </w:t>
       </w:r>
       <w:r>
         <w:rPr>
@@ -8333,7 +9695,7 @@
           <w:color w:val="141414"/>
           <w:sz w:val="25"/>
         </w:rPr>
-        <w:t>only the axis it owns</w:t>
+        <w:t>“How was this calculated”</w:t>
       </w:r>
       <w:r>
         <w:rPr>
@@ -8342,7 +9704,7 @@
           <w:color w:val="141414"/>
           <w:sz w:val="25"/>
         </w:rPr>
-        <w:t xml:space="preserve">: sales rates customer demand, presales rates deliverability — on a </w:t>
+        <w:t xml:space="preserve"> panel. It shows the weight table and the weighted total — and then, per component, the </w:t>
       </w:r>
       <w:r>
         <w:rPr>
@@ -8351,7 +9713,7 @@
           <w:color w:val="141414"/>
           <w:sz w:val="25"/>
         </w:rPr>
-        <w:t>0 to 5 scale with written anchors</w:t>
+        <w:t>actual stored inputs</w:t>
       </w:r>
       <w:r>
         <w:rPr>
@@ -8360,7 +9722,71 @@
           <w:color w:val="141414"/>
           <w:sz w:val="25"/>
         </w:rPr>
-        <w:t>, because people are unreliable at rating something 73 out of 100.</w:t>
+        <w:t>:</w:t>
+      </w:r>
+    </w:p>
+    <w:p>
+      <w:pPr>
+        <w:spacing w:after="180" w:line="317" w:lineRule="auto"/>
+      </w:pPr>
+      <w:r>
+        <w:rPr>
+          <w:rFonts w:ascii="Calibri" w:hAnsi="Calibri"/>
+          <w:i w:val="0"/>
+          <w:color w:val="141414"/>
+          <w:sz w:val="25"/>
+        </w:rPr>
+        <w:t>the publishers counted and their entropy; the tier distribution; the per-period buckets the momentum slope was fitted to; the rubric level and its written rationale.</w:t>
+      </w:r>
+    </w:p>
+    <w:p>
+      <w:pPr>
+        <w:spacing w:after="180" w:line="317" w:lineRule="auto"/>
+      </w:pPr>
+      <w:r>
+        <w:rPr>
+          <w:rFonts w:ascii="Calibri" w:hAnsi="Calibri"/>
+          <w:i w:val="0"/>
+          <w:color w:val="141414"/>
+          <w:sz w:val="25"/>
+        </w:rPr>
+        <w:t xml:space="preserve">This is how a reviewer </w:t>
+      </w:r>
+      <w:r>
+        <w:rPr>
+          <w:rFonts w:ascii="Calibri" w:hAnsi="Calibri"/>
+          <w:b/>
+          <w:color w:val="141414"/>
+          <w:sz w:val="25"/>
+        </w:rPr>
+        <w:t>outside the project</w:t>
+      </w:r>
+      <w:r>
+        <w:rPr>
+          <w:rFonts w:ascii="Calibri" w:hAnsi="Calibri"/>
+          <w:i w:val="0"/>
+          <w:color w:val="141414"/>
+          <w:sz w:val="25"/>
+        </w:rPr>
+        <w:t xml:space="preserve"> can reconstruct why a topic holds its rank. </w:t>
+      </w:r>
+      <w:r>
+        <w:rPr>
+          <w:rFonts w:ascii="Calibri" w:hAnsi="Calibri"/>
+          <w:i/>
+          <w:color w:val="2F6FB0"/>
+          <w:sz w:val="22"/>
+        </w:rPr>
+        <w:t>[beat]</w:t>
+      </w:r>
+      <w:r>
+        <w:rPr>
+          <w:rFonts w:ascii="Calibri" w:hAnsi="Calibri"/>
+          <w:i w:val="0"/>
+          <w:color w:val="141414"/>
+          <w:sz w:val="25"/>
+        </w:rPr>
+        <w:t xml:space="preserve"> The governing constraint was: if a user cannot explain why a topic ranks where it does, the scoring is not good enough.</w:t>
       </w:r>
     </w:p>
     <w:tbl>
@@ -8455,7 +9881,7 @@
                 <w:color w:val="FFFFFF"/>
                 <w:sz w:val="26"/>
               </w:rPr>
-              <w:t>▶   ADVANCE TO SLIDE 14  —  analytics</w:t>
+              <w:t>▶   ADVANCE TO SLIDE 15  —  pre-sales collateral</w:t>
             </w:r>
           </w:p>
         </w:tc>
@@ -8499,7 +9925,7 @@
                 <w:color w:val="FFFFFF"/>
                 <w:sz w:val="30"/>
               </w:rPr>
-              <w:t>SLIDE 14  /  20</w:t>
+              <w:t>SLIDE 15  /  26</w:t>
             </w:r>
             <w:r>
               <w:rPr>
@@ -8535,7 +9961,7 @@
                 <w:color w:val="FFFFFF"/>
                 <w:sz w:val="21"/>
               </w:rPr>
-              <w:t>6:19    ·    19s</w:t>
+              <w:t>6:57    ·    30s</w:t>
             </w:r>
           </w:p>
         </w:tc>
@@ -8557,7 +9983,7 @@
           <w:color w:val="141414"/>
           <w:sz w:val="40"/>
         </w:rPr>
-        <w:t>Analytics</w:t>
+        <w:t>Pre-sales collateral</w:t>
       </w:r>
     </w:p>
     <w:p>
@@ -8580,7 +10006,7 @@
           <w:color w:val="5A5A5A"/>
           <w:sz w:val="20"/>
         </w:rPr>
-        <w:t>Screenshot of the analytics tab — heatmap, funnel, divergence chart.</w:t>
+        <w:t>The fourth tab of the full-screen view: twelve pre-sales artefacts, grouped by when they are used.</w:t>
       </w:r>
     </w:p>
     <w:p>
@@ -8611,7 +10037,7 @@
           <w:color w:val="141414"/>
           <w:sz w:val="25"/>
         </w:rPr>
-        <w:t xml:space="preserve">The </w:t>
+        <w:t xml:space="preserve">The brief is </w:t>
       </w:r>
       <w:r>
         <w:rPr>
@@ -8620,7 +10046,7 @@
           <w:color w:val="141414"/>
           <w:sz w:val="25"/>
         </w:rPr>
-        <w:t>analytics view</w:t>
+        <w:t>one document for one conversation</w:t>
       </w:r>
       <w:r>
         <w:rPr>
@@ -8629,7 +10055,25 @@
           <w:color w:val="141414"/>
           <w:sz w:val="25"/>
         </w:rPr>
-        <w:t xml:space="preserve"> visualises the whole corpus.</w:t>
+        <w:t xml:space="preserve">. This is the twelve pieces a team needs </w:t>
+      </w:r>
+      <w:r>
+        <w:rPr>
+          <w:rFonts w:ascii="Calibri" w:hAnsi="Calibri"/>
+          <w:b/>
+          <w:color w:val="141414"/>
+          <w:sz w:val="25"/>
+        </w:rPr>
+        <w:t>between</w:t>
+      </w:r>
+      <w:r>
+        <w:rPr>
+          <w:rFonts w:ascii="Calibri" w:hAnsi="Calibri"/>
+          <w:i w:val="0"/>
+          <w:color w:val="141414"/>
+          <w:sz w:val="25"/>
+        </w:rPr>
+        <w:t xml:space="preserve"> that conversation and a proposal.</w:t>
       </w:r>
     </w:p>
     <w:p>
@@ -8643,25 +10087,7 @@
           <w:color w:val="141414"/>
           <w:sz w:val="25"/>
         </w:rPr>
-        <w:t xml:space="preserve">The </w:t>
-      </w:r>
-      <w:r>
-        <w:rPr>
-          <w:rFonts w:ascii="Calibri" w:hAnsi="Calibri"/>
-          <w:b/>
-          <w:color w:val="141414"/>
-          <w:sz w:val="25"/>
-        </w:rPr>
-        <w:t>heatmap</w:t>
-      </w:r>
-      <w:r>
-        <w:rPr>
-          <w:rFonts w:ascii="Calibri" w:hAnsi="Calibri"/>
-          <w:i w:val="0"/>
-          <w:color w:val="141414"/>
-          <w:sz w:val="25"/>
-        </w:rPr>
-        <w:t xml:space="preserve"> is vertical by domain — and the empty cells are the white space.</w:t>
+        <w:t>Discovery and qualification, an outreach sequence, a first-meeting deck, a value hypothesis, a reference pack, battlecards, a solution outline, a PoC scope, a partner brief, commercial model options, tender blocks, a bid risk register.</w:t>
       </w:r>
     </w:p>
     <w:p>
@@ -8675,7 +10101,7 @@
           <w:color w:val="141414"/>
           <w:sz w:val="25"/>
         </w:rPr>
-        <w:t xml:space="preserve">The </w:t>
+        <w:t xml:space="preserve">All twelve are listed </w:t>
       </w:r>
       <w:r>
         <w:rPr>
@@ -8684,7 +10110,7 @@
           <w:color w:val="141414"/>
           <w:sz w:val="25"/>
         </w:rPr>
-        <w:t>diverging chart</w:t>
+        <w:t>whether or not anything has been built</w:t>
       </w:r>
       <w:r>
         <w:rPr>
@@ -8693,25 +10119,7 @@
           <w:color w:val="141414"/>
           <w:sz w:val="25"/>
         </w:rPr>
-        <w:t xml:space="preserve"> shows where the team and the evidence disagree. That is a </w:t>
-      </w:r>
-      <w:r>
-        <w:rPr>
-          <w:rFonts w:ascii="Calibri" w:hAnsi="Calibri"/>
-          <w:b/>
-          <w:color w:val="141414"/>
-          <w:sz w:val="25"/>
-        </w:rPr>
-        <w:t>review queue</w:t>
-      </w:r>
-      <w:r>
-        <w:rPr>
-          <w:rFonts w:ascii="Calibri" w:hAnsi="Calibri"/>
-          <w:i w:val="0"/>
-          <w:color w:val="141414"/>
-          <w:sz w:val="25"/>
-        </w:rPr>
-        <w:t>, because disagreement is information rather than friction.</w:t>
+        <w:t xml:space="preserve"> — what could be produced is as much of the answer as what has been, and a screen that starts empty is one nobody presses a button on.</w:t>
       </w:r>
     </w:p>
     <w:p>
@@ -8721,20 +10129,11 @@
       <w:r>
         <w:rPr>
           <w:rFonts w:ascii="Calibri" w:hAnsi="Calibri"/>
-          <w:i/>
-          <w:color w:val="2F6FB0"/>
-          <w:sz w:val="22"/>
-        </w:rPr>
-        <w:t>[If asked about the charts]</w:t>
-      </w:r>
-      <w:r>
-        <w:rPr>
-          <w:rFonts w:ascii="Calibri" w:hAnsi="Calibri"/>
           <w:i w:val="0"/>
           <w:color w:val="141414"/>
           <w:sz w:val="25"/>
         </w:rPr>
-        <w:t xml:space="preserve"> Each chart is chosen by the job the data does: sequential for magnitude, diverging with a neutral midpoint for polarity, ordinal for the funnel. Only the signal-type mix is categorical, and it ships a legend </w:t>
+        <w:t xml:space="preserve">The </w:t>
       </w:r>
       <w:r>
         <w:rPr>
@@ -8743,7 +10142,7 @@
           <w:color w:val="141414"/>
           <w:sz w:val="25"/>
         </w:rPr>
-        <w:t>and</w:t>
+        <w:t>format is the reader's choice, per piece</w:t>
       </w:r>
       <w:r>
         <w:rPr>
@@ -8752,8 +10151,123 @@
           <w:color w:val="141414"/>
           <w:sz w:val="25"/>
         </w:rPr>
-        <w:t xml:space="preserve"> a table.</w:t>
-      </w:r>
+        <w:t>. A battlecard defaults to PDF because it is read on a phone and must not have been edited since it was approved; tender blocks default to Word because a PDF of paste-fodder obstructs. And the formats coexist.</w:t>
+      </w:r>
+    </w:p>
+    <w:p>
+      <w:pPr>
+        <w:spacing w:after="180" w:line="317" w:lineRule="auto"/>
+      </w:pPr>
+      <w:r>
+        <w:rPr>
+          <w:rFonts w:ascii="Calibri" w:hAnsi="Calibri"/>
+          <w:i w:val="0"/>
+          <w:color w:val="141414"/>
+          <w:sz w:val="25"/>
+        </w:rPr>
+        <w:t xml:space="preserve">And all twelve are built from </w:t>
+      </w:r>
+      <w:r>
+        <w:rPr>
+          <w:rFonts w:ascii="Calibri" w:hAnsi="Calibri"/>
+          <w:b/>
+          <w:color w:val="141414"/>
+          <w:sz w:val="25"/>
+        </w:rPr>
+        <w:t>one snapshot</w:t>
+      </w:r>
+      <w:r>
+        <w:rPr>
+          <w:rFonts w:ascii="Calibri" w:hAnsi="Calibri"/>
+          <w:i w:val="0"/>
+          <w:color w:val="141414"/>
+          <w:sz w:val="25"/>
+        </w:rPr>
+        <w:t xml:space="preserve"> of the space. Two documents in the same pack quoting different market sizes is the failure that makes impossible rather than merely unlikely.</w:t>
+      </w:r>
+    </w:p>
+    <w:tbl>
+      <w:tblPr>
+        <w:tblW w:type="auto" w:w="0"/>
+        <w:tblLook w:firstColumn="1" w:firstRow="1" w:lastColumn="0" w:lastRow="0" w:noHBand="0" w:noVBand="1" w:val="04A0"/>
+      </w:tblPr>
+      <w:tblGrid>
+        <w:gridCol w:w="9752"/>
+      </w:tblGrid>
+      <w:tr>
+        <w:tc>
+          <w:tcPr>
+            <w:tcW w:type="dxa" w:w="9752"/>
+            <w:shd w:val="clear" w:color="auto" w:fill="EAF1F9"/>
+            <w:tcBorders>
+              <w:top w:val="none"/>
+              <w:bottom w:val="none"/>
+              <w:right w:val="none"/>
+              <w:left w:val="single" w:sz="18" w:space="0" w:color="2F6FB0"/>
+            </w:tcBorders>
+          </w:tcPr>
+          <w:p>
+            <w:pPr>
+              <w:spacing w:after="60"/>
+            </w:pPr>
+            <w:r>
+              <w:rPr>
+                <w:rFonts w:ascii="Calibri" w:hAnsi="Calibri"/>
+                <w:b/>
+                <w:color w:val="2F6FB0"/>
+                <w:sz w:val="17"/>
+              </w:rPr>
+              <w:t>IF ASKED</w:t>
+            </w:r>
+          </w:p>
+          <w:p>
+            <w:pPr>
+              <w:spacing w:after="0" w:line="288" w:lineRule="auto"/>
+            </w:pPr>
+            <w:r>
+              <w:rPr>
+                <w:rFonts w:ascii="Calibri" w:hAnsi="Calibri"/>
+                <w:b/>
+                <w:color w:val="141414"/>
+                <w:sz w:val="20"/>
+              </w:rPr>
+              <w:t>“Are the charts pictures?”</w:t>
+            </w:r>
+            <w:r>
+              <w:rPr>
+                <w:rFonts w:ascii="Calibri" w:hAnsi="Calibri"/>
+                <w:i w:val="0"/>
+                <w:color w:val="141414"/>
+                <w:sz w:val="20"/>
+              </w:rPr>
+              <w:t xml:space="preserve">  In PowerPoint they are </w:t>
+            </w:r>
+            <w:r>
+              <w:rPr>
+                <w:rFonts w:ascii="Calibri" w:hAnsi="Calibri"/>
+                <w:b/>
+                <w:color w:val="141414"/>
+                <w:sz w:val="20"/>
+              </w:rPr>
+              <w:t>native shapes</w:t>
+            </w:r>
+            <w:r>
+              <w:rPr>
+                <w:rFonts w:ascii="Calibri" w:hAnsi="Calibri"/>
+                <w:i w:val="0"/>
+                <w:color w:val="141414"/>
+                <w:sz w:val="20"/>
+              </w:rPr>
+              <w:t xml:space="preserve"> — an architect moves a box rather than redrawing the slide. In PDF they are drawn geometry. Word and OpenDocument get the same picture rasterised, because neither has a drawing model this code can target.</w:t>
+            </w:r>
+          </w:p>
+        </w:tc>
+      </w:tr>
+    </w:tbl>
+    <w:p>
+      <w:pPr>
+        <w:spacing w:after="80"/>
+      </w:pPr>
     </w:p>
     <w:tbl>
       <w:tblPr>
@@ -8847,7 +10361,7 @@
                 <w:color w:val="FFFFFF"/>
                 <w:sz w:val="26"/>
               </w:rPr>
-              <w:t>▶   ADVANCE TO SLIDE 15  —  contextual help</w:t>
+              <w:t>▶   ADVANCE TO SLIDE 16  —  the stage gate</w:t>
             </w:r>
           </w:p>
         </w:tc>
@@ -8891,7 +10405,7 @@
                 <w:color w:val="FFFFFF"/>
                 <w:sz w:val="30"/>
               </w:rPr>
-              <w:t>SLIDE 15  /  20</w:t>
+              <w:t>SLIDE 16  /  26</w:t>
             </w:r>
             <w:r>
               <w:rPr>
@@ -8927,7 +10441,7 @@
                 <w:color w:val="FFFFFF"/>
                 <w:sz w:val="21"/>
               </w:rPr>
-              <w:t>6:38    ·    6s</w:t>
+              <w:t>7:27    ·    18s</w:t>
             </w:r>
           </w:p>
         </w:tc>
@@ -8949,7 +10463,7 @@
           <w:color w:val="141414"/>
           <w:sz w:val="40"/>
         </w:rPr>
-        <w:t>Contextual help</w:t>
+        <w:t>Stage gate and role assessment</w:t>
       </w:r>
     </w:p>
     <w:p>
@@ -8972,7 +10486,7 @@
           <w:color w:val="5A5A5A"/>
           <w:sz w:val="20"/>
         </w:rPr>
-        <w:t>Screenshot of a help dialog. Short slide — this was one sentence in the recording.</w:t>
+        <w:t>Screenshot of the workflow board — Shortlisted, Demand-tested, Packaged, Live.</w:t>
       </w:r>
     </w:p>
     <w:p>
@@ -9003,7 +10517,7 @@
           <w:color w:val="141414"/>
           <w:sz w:val="25"/>
         </w:rPr>
-        <w:t xml:space="preserve">And throughout, </w:t>
+        <w:t xml:space="preserve">The </w:t>
       </w:r>
       <w:r>
         <w:rPr>
@@ -9012,7 +10526,7 @@
           <w:color w:val="141414"/>
           <w:sz w:val="25"/>
         </w:rPr>
-        <w:t>every dense concept explains itself</w:t>
+        <w:t>workflow board</w:t>
       </w:r>
       <w:r>
         <w:rPr>
@@ -9021,7 +10535,75 @@
           <w:color w:val="141414"/>
           <w:sz w:val="25"/>
         </w:rPr>
-        <w:t xml:space="preserve"> — with a pointer back to the requirement it comes from, so the answer is checkable rather than merely confident.</w:t>
+        <w:t xml:space="preserve"> implements the stage gate. A topic moves from Shortlisted, through Demand-tested and Packaged, to Live — and </w:t>
+      </w:r>
+      <w:r>
+        <w:rPr>
+          <w:rFonts w:ascii="Calibri" w:hAnsi="Calibri"/>
+          <w:b/>
+          <w:color w:val="141414"/>
+          <w:sz w:val="25"/>
+        </w:rPr>
+        <w:t>ownership follows the stage</w:t>
+      </w:r>
+      <w:r>
+        <w:rPr>
+          <w:rFonts w:ascii="Calibri" w:hAnsi="Calibri"/>
+          <w:i w:val="0"/>
+          <w:color w:val="141414"/>
+          <w:sz w:val="25"/>
+        </w:rPr>
+        <w:t>. Stalled cards are flagged, because latency is the known weakness of a stage gate.</w:t>
+      </w:r>
+    </w:p>
+    <w:p>
+      <w:pPr>
+        <w:spacing w:after="180" w:line="317" w:lineRule="auto"/>
+      </w:pPr>
+      <w:r>
+        <w:rPr>
+          <w:rFonts w:ascii="Calibri" w:hAnsi="Calibri"/>
+          <w:i w:val="0"/>
+          <w:color w:val="141414"/>
+          <w:sz w:val="25"/>
+        </w:rPr>
+        <w:t xml:space="preserve">Each role assesses </w:t>
+      </w:r>
+      <w:r>
+        <w:rPr>
+          <w:rFonts w:ascii="Calibri" w:hAnsi="Calibri"/>
+          <w:b/>
+          <w:color w:val="141414"/>
+          <w:sz w:val="25"/>
+        </w:rPr>
+        <w:t>only the axis it owns</w:t>
+      </w:r>
+      <w:r>
+        <w:rPr>
+          <w:rFonts w:ascii="Calibri" w:hAnsi="Calibri"/>
+          <w:i w:val="0"/>
+          <w:color w:val="141414"/>
+          <w:sz w:val="25"/>
+        </w:rPr>
+        <w:t xml:space="preserve">: sales rates customer demand, presales rates deliverability — on a </w:t>
+      </w:r>
+      <w:r>
+        <w:rPr>
+          <w:rFonts w:ascii="Calibri" w:hAnsi="Calibri"/>
+          <w:b/>
+          <w:color w:val="141414"/>
+          <w:sz w:val="25"/>
+        </w:rPr>
+        <w:t>0 to 5 scale with written anchors</w:t>
+      </w:r>
+      <w:r>
+        <w:rPr>
+          <w:rFonts w:ascii="Calibri" w:hAnsi="Calibri"/>
+          <w:i w:val="0"/>
+          <w:color w:val="141414"/>
+          <w:sz w:val="25"/>
+        </w:rPr>
+        <w:t>, because people are unreliable at rating something 73 out of 100.</w:t>
       </w:r>
     </w:p>
     <w:tbl>
@@ -9116,7 +10698,1937 @@
                 <w:color w:val="FFFFFF"/>
                 <w:sz w:val="26"/>
               </w:rPr>
-              <w:t>▶   ADVANCE TO SLIDE 16  —  the pipeline. END OF THE DEMO SECTION.</w:t>
+              <w:t>▶   ADVANCE TO SLIDE 17  —  analytics</w:t>
+            </w:r>
+          </w:p>
+        </w:tc>
+      </w:tr>
+    </w:tbl>
+    <w:p>
+      <w:r>
+        <w:br w:type="page"/>
+      </w:r>
+    </w:p>
+    <w:tbl>
+      <w:tblPr>
+        <w:tblW w:type="auto" w:w="0"/>
+        <w:tblLayout w:type="fixed"/>
+        <w:tblLook w:firstColumn="1" w:firstRow="1" w:lastColumn="0" w:lastRow="0" w:noHBand="0" w:noVBand="1" w:val="04A0"/>
+      </w:tblPr>
+      <w:tblGrid>
+        <w:gridCol w:w="4876"/>
+        <w:gridCol w:w="4876"/>
+      </w:tblGrid>
+      <w:tr>
+        <w:tc>
+          <w:tcPr>
+            <w:tcW w:type="dxa" w:w="6576"/>
+            <w:shd w:val="clear" w:color="auto" w:fill="6A4C93"/>
+            <w:tcBorders>
+              <w:top w:val="none"/>
+              <w:left w:val="none"/>
+              <w:bottom w:val="none"/>
+              <w:right w:val="none"/>
+            </w:tcBorders>
+          </w:tcPr>
+          <w:p>
+            <w:pPr>
+              <w:spacing w:after="0" w:before="60"/>
+            </w:pPr>
+            <w:r>
+              <w:rPr>
+                <w:rFonts w:ascii="Calibri" w:hAnsi="Calibri"/>
+                <w:b/>
+                <w:color w:val="FFFFFF"/>
+                <w:sz w:val="30"/>
+              </w:rPr>
+              <w:t>SLIDE 17  /  26</w:t>
+            </w:r>
+            <w:r>
+              <w:rPr>
+                <w:rFonts w:ascii="Calibri" w:hAnsi="Calibri"/>
+                <w:b/>
+                <w:color w:val="FFE2C8"/>
+                <w:sz w:val="19"/>
+              </w:rPr>
+              <w:t xml:space="preserve">      FUNCTIONALITY</w:t>
+            </w:r>
+          </w:p>
+        </w:tc>
+        <w:tc>
+          <w:tcPr>
+            <w:tcW w:type="dxa" w:w="3175"/>
+            <w:shd w:val="clear" w:color="auto" w:fill="6A4C93"/>
+            <w:tcBorders>
+              <w:top w:val="none"/>
+              <w:left w:val="none"/>
+              <w:bottom w:val="none"/>
+              <w:right w:val="none"/>
+            </w:tcBorders>
+          </w:tcPr>
+          <w:p>
+            <w:pPr>
+              <w:spacing w:after="0" w:before="60"/>
+              <w:jc w:val="right"/>
+            </w:pPr>
+            <w:r>
+              <w:rPr>
+                <w:rFonts w:ascii="Calibri" w:hAnsi="Calibri"/>
+                <w:b/>
+                <w:color w:val="FFFFFF"/>
+                <w:sz w:val="21"/>
+              </w:rPr>
+              <w:t>7:45    ·    19s</w:t>
+            </w:r>
+          </w:p>
+        </w:tc>
+      </w:tr>
+    </w:tbl>
+    <w:p>
+      <w:pPr>
+        <w:spacing w:after="0" w:before="0"/>
+      </w:pPr>
+    </w:p>
+    <w:p>
+      <w:pPr>
+        <w:spacing w:before="120" w:after="20"/>
+      </w:pPr>
+      <w:r>
+        <w:rPr>
+          <w:rFonts w:ascii="Calibri" w:hAnsi="Calibri"/>
+          <w:b/>
+          <w:color w:val="141414"/>
+          <w:sz w:val="40"/>
+        </w:rPr>
+        <w:t>Analytics</w:t>
+      </w:r>
+    </w:p>
+    <w:p>
+      <w:pPr>
+        <w:spacing w:after="220"/>
+      </w:pPr>
+      <w:r>
+        <w:rPr>
+          <w:rFonts w:ascii="Calibri" w:hAnsi="Calibri"/>
+          <w:b/>
+          <w:color w:val="E86A00"/>
+          <w:sz w:val="17"/>
+        </w:rPr>
+        <w:t xml:space="preserve">ON SCREEN   </w:t>
+      </w:r>
+      <w:r>
+        <w:rPr>
+          <w:rFonts w:ascii="Calibri" w:hAnsi="Calibri"/>
+          <w:i/>
+          <w:color w:val="5A5A5A"/>
+          <w:sz w:val="20"/>
+        </w:rPr>
+        <w:t>Screenshot of the analytics tab — heatmap, funnel, divergence chart.</w:t>
+      </w:r>
+    </w:p>
+    <w:p>
+      <w:pPr>
+        <w:spacing w:after="80" w:before="40"/>
+        <w:pBdr>
+          <w:bottom w:val="single" w:sz="6" w:space="2" w:color="E86A00"/>
+        </w:pBdr>
+      </w:pPr>
+      <w:r>
+        <w:rPr>
+          <w:rFonts w:ascii="Calibri" w:hAnsi="Calibri"/>
+          <w:b/>
+          <w:color w:val="A83E00"/>
+          <w:sz w:val="18"/>
+        </w:rPr>
+        <w:t>SAY</w:t>
+      </w:r>
+    </w:p>
+    <w:p>
+      <w:pPr>
+        <w:spacing w:after="180" w:line="317" w:lineRule="auto"/>
+      </w:pPr>
+      <w:r>
+        <w:rPr>
+          <w:rFonts w:ascii="Calibri" w:hAnsi="Calibri"/>
+          <w:i w:val="0"/>
+          <w:color w:val="141414"/>
+          <w:sz w:val="25"/>
+        </w:rPr>
+        <w:t xml:space="preserve">The </w:t>
+      </w:r>
+      <w:r>
+        <w:rPr>
+          <w:rFonts w:ascii="Calibri" w:hAnsi="Calibri"/>
+          <w:b/>
+          <w:color w:val="141414"/>
+          <w:sz w:val="25"/>
+        </w:rPr>
+        <w:t>analytics view</w:t>
+      </w:r>
+      <w:r>
+        <w:rPr>
+          <w:rFonts w:ascii="Calibri" w:hAnsi="Calibri"/>
+          <w:i w:val="0"/>
+          <w:color w:val="141414"/>
+          <w:sz w:val="25"/>
+        </w:rPr>
+        <w:t xml:space="preserve"> visualises the whole corpus.</w:t>
+      </w:r>
+    </w:p>
+    <w:p>
+      <w:pPr>
+        <w:spacing w:after="180" w:line="317" w:lineRule="auto"/>
+      </w:pPr>
+      <w:r>
+        <w:rPr>
+          <w:rFonts w:ascii="Calibri" w:hAnsi="Calibri"/>
+          <w:i w:val="0"/>
+          <w:color w:val="141414"/>
+          <w:sz w:val="25"/>
+        </w:rPr>
+        <w:t xml:space="preserve">The </w:t>
+      </w:r>
+      <w:r>
+        <w:rPr>
+          <w:rFonts w:ascii="Calibri" w:hAnsi="Calibri"/>
+          <w:b/>
+          <w:color w:val="141414"/>
+          <w:sz w:val="25"/>
+        </w:rPr>
+        <w:t>heatmap</w:t>
+      </w:r>
+      <w:r>
+        <w:rPr>
+          <w:rFonts w:ascii="Calibri" w:hAnsi="Calibri"/>
+          <w:i w:val="0"/>
+          <w:color w:val="141414"/>
+          <w:sz w:val="25"/>
+        </w:rPr>
+        <w:t xml:space="preserve"> is vertical by domain — and the empty cells are the white space.</w:t>
+      </w:r>
+    </w:p>
+    <w:p>
+      <w:pPr>
+        <w:spacing w:after="180" w:line="317" w:lineRule="auto"/>
+      </w:pPr>
+      <w:r>
+        <w:rPr>
+          <w:rFonts w:ascii="Calibri" w:hAnsi="Calibri"/>
+          <w:i w:val="0"/>
+          <w:color w:val="141414"/>
+          <w:sz w:val="25"/>
+        </w:rPr>
+        <w:t xml:space="preserve">The </w:t>
+      </w:r>
+      <w:r>
+        <w:rPr>
+          <w:rFonts w:ascii="Calibri" w:hAnsi="Calibri"/>
+          <w:b/>
+          <w:color w:val="141414"/>
+          <w:sz w:val="25"/>
+        </w:rPr>
+        <w:t>diverging chart</w:t>
+      </w:r>
+      <w:r>
+        <w:rPr>
+          <w:rFonts w:ascii="Calibri" w:hAnsi="Calibri"/>
+          <w:i w:val="0"/>
+          <w:color w:val="141414"/>
+          <w:sz w:val="25"/>
+        </w:rPr>
+        <w:t xml:space="preserve"> shows where the team and the evidence disagree. That is a </w:t>
+      </w:r>
+      <w:r>
+        <w:rPr>
+          <w:rFonts w:ascii="Calibri" w:hAnsi="Calibri"/>
+          <w:b/>
+          <w:color w:val="141414"/>
+          <w:sz w:val="25"/>
+        </w:rPr>
+        <w:t>review queue</w:t>
+      </w:r>
+      <w:r>
+        <w:rPr>
+          <w:rFonts w:ascii="Calibri" w:hAnsi="Calibri"/>
+          <w:i w:val="0"/>
+          <w:color w:val="141414"/>
+          <w:sz w:val="25"/>
+        </w:rPr>
+        <w:t>, because disagreement is information rather than friction.</w:t>
+      </w:r>
+    </w:p>
+    <w:p>
+      <w:pPr>
+        <w:spacing w:after="180" w:line="317" w:lineRule="auto"/>
+      </w:pPr>
+      <w:r>
+        <w:rPr>
+          <w:rFonts w:ascii="Calibri" w:hAnsi="Calibri"/>
+          <w:i/>
+          <w:color w:val="2F6FB0"/>
+          <w:sz w:val="22"/>
+        </w:rPr>
+        <w:t>[If asked about the charts]</w:t>
+      </w:r>
+      <w:r>
+        <w:rPr>
+          <w:rFonts w:ascii="Calibri" w:hAnsi="Calibri"/>
+          <w:i w:val="0"/>
+          <w:color w:val="141414"/>
+          <w:sz w:val="25"/>
+        </w:rPr>
+        <w:t xml:space="preserve"> Each chart is chosen by the job the data does: sequential for magnitude, diverging with a neutral midpoint for polarity, ordinal for the funnel. Only the signal-type mix is categorical, and it ships a legend </w:t>
+      </w:r>
+      <w:r>
+        <w:rPr>
+          <w:rFonts w:ascii="Calibri" w:hAnsi="Calibri"/>
+          <w:b/>
+          <w:color w:val="141414"/>
+          <w:sz w:val="25"/>
+        </w:rPr>
+        <w:t>and</w:t>
+      </w:r>
+      <w:r>
+        <w:rPr>
+          <w:rFonts w:ascii="Calibri" w:hAnsi="Calibri"/>
+          <w:i w:val="0"/>
+          <w:color w:val="141414"/>
+          <w:sz w:val="25"/>
+        </w:rPr>
+        <w:t xml:space="preserve"> a table.</w:t>
+      </w:r>
+    </w:p>
+    <w:tbl>
+      <w:tblPr>
+        <w:tblW w:type="auto" w:w="0"/>
+        <w:tblLook w:firstColumn="1" w:firstRow="1" w:lastColumn="0" w:lastRow="0" w:noHBand="0" w:noVBand="1" w:val="04A0"/>
+      </w:tblPr>
+      <w:tblGrid>
+        <w:gridCol w:w="9752"/>
+      </w:tblGrid>
+      <w:tr>
+        <w:tc>
+          <w:tcPr>
+            <w:tcW w:type="dxa" w:w="9752"/>
+            <w:shd w:val="clear" w:color="auto" w:fill="EFE9F6"/>
+            <w:tcBorders>
+              <w:top w:val="none"/>
+              <w:bottom w:val="none"/>
+              <w:right w:val="none"/>
+              <w:left w:val="single" w:sz="18" w:space="0" w:color="6A4C93"/>
+            </w:tcBorders>
+          </w:tcPr>
+          <w:p>
+            <w:pPr>
+              <w:spacing w:after="60"/>
+            </w:pPr>
+            <w:r>
+              <w:rPr>
+                <w:rFonts w:ascii="Calibri" w:hAnsi="Calibri"/>
+                <w:b/>
+                <w:color w:val="6A4C93"/>
+                <w:sz w:val="17"/>
+              </w:rPr>
+              <w:t>DEMO SECTION</w:t>
+            </w:r>
+          </w:p>
+          <w:p>
+            <w:pPr>
+              <w:spacing w:after="0" w:line="288" w:lineRule="auto"/>
+            </w:pPr>
+            <w:r>
+              <w:rPr>
+                <w:rFonts w:ascii="Calibri" w:hAnsi="Calibri"/>
+                <w:i w:val="0"/>
+                <w:color w:val="141414"/>
+                <w:sz w:val="19"/>
+              </w:rPr>
+              <w:t>In the recording this was live in the application. Presenting from the screenshot works too — the script above reads the same either way.</w:t>
+            </w:r>
+          </w:p>
+        </w:tc>
+      </w:tr>
+    </w:tbl>
+    <w:p>
+      <w:pPr>
+        <w:spacing w:after="80"/>
+      </w:pPr>
+    </w:p>
+    <w:p>
+      <w:pPr>
+        <w:spacing w:after="80"/>
+      </w:pPr>
+    </w:p>
+    <w:tbl>
+      <w:tblPr>
+        <w:tblW w:type="auto" w:w="0"/>
+        <w:tblLook w:firstColumn="1" w:firstRow="1" w:lastColumn="0" w:lastRow="0" w:noHBand="0" w:noVBand="1" w:val="04A0"/>
+      </w:tblPr>
+      <w:tblGrid>
+        <w:gridCol w:w="9752"/>
+      </w:tblGrid>
+      <w:tr>
+        <w:tc>
+          <w:tcPr>
+            <w:tcW w:type="dxa" w:w="9752"/>
+            <w:shd w:val="clear" w:color="auto" w:fill="2E7D5B"/>
+            <w:tcBorders>
+              <w:top w:val="none"/>
+              <w:left w:val="none"/>
+              <w:bottom w:val="none"/>
+              <w:right w:val="none"/>
+            </w:tcBorders>
+          </w:tcPr>
+          <w:p>
+            <w:pPr>
+              <w:spacing w:before="80" w:after="80"/>
+            </w:pPr>
+            <w:r>
+              <w:rPr>
+                <w:rFonts w:ascii="Calibri" w:hAnsi="Calibri"/>
+                <w:b/>
+                <w:color w:val="FFFFFF"/>
+                <w:sz w:val="26"/>
+              </w:rPr>
+              <w:t>▶   ADVANCE TO SLIDE 18  —  generating a space on demand</w:t>
+            </w:r>
+          </w:p>
+        </w:tc>
+      </w:tr>
+    </w:tbl>
+    <w:p>
+      <w:r>
+        <w:br w:type="page"/>
+      </w:r>
+    </w:p>
+    <w:tbl>
+      <w:tblPr>
+        <w:tblW w:type="auto" w:w="0"/>
+        <w:tblLayout w:type="fixed"/>
+        <w:tblLook w:firstColumn="1" w:firstRow="1" w:lastColumn="0" w:lastRow="0" w:noHBand="0" w:noVBand="1" w:val="04A0"/>
+      </w:tblPr>
+      <w:tblGrid>
+        <w:gridCol w:w="4876"/>
+        <w:gridCol w:w="4876"/>
+      </w:tblGrid>
+      <w:tr>
+        <w:tc>
+          <w:tcPr>
+            <w:tcW w:type="dxa" w:w="6576"/>
+            <w:shd w:val="clear" w:color="auto" w:fill="6A4C93"/>
+            <w:tcBorders>
+              <w:top w:val="none"/>
+              <w:left w:val="none"/>
+              <w:bottom w:val="none"/>
+              <w:right w:val="none"/>
+            </w:tcBorders>
+          </w:tcPr>
+          <w:p>
+            <w:pPr>
+              <w:spacing w:after="0" w:before="60"/>
+            </w:pPr>
+            <w:r>
+              <w:rPr>
+                <w:rFonts w:ascii="Calibri" w:hAnsi="Calibri"/>
+                <w:b/>
+                <w:color w:val="FFFFFF"/>
+                <w:sz w:val="30"/>
+              </w:rPr>
+              <w:t>SLIDE 18  /  26</w:t>
+            </w:r>
+            <w:r>
+              <w:rPr>
+                <w:rFonts w:ascii="Calibri" w:hAnsi="Calibri"/>
+                <w:b/>
+                <w:color w:val="FFE2C8"/>
+                <w:sz w:val="19"/>
+              </w:rPr>
+              <w:t xml:space="preserve">      FUNCTIONALITY</w:t>
+            </w:r>
+          </w:p>
+        </w:tc>
+        <w:tc>
+          <w:tcPr>
+            <w:tcW w:type="dxa" w:w="3175"/>
+            <w:shd w:val="clear" w:color="auto" w:fill="6A4C93"/>
+            <w:tcBorders>
+              <w:top w:val="none"/>
+              <w:left w:val="none"/>
+              <w:bottom w:val="none"/>
+              <w:right w:val="none"/>
+            </w:tcBorders>
+          </w:tcPr>
+          <w:p>
+            <w:pPr>
+              <w:spacing w:after="0" w:before="60"/>
+              <w:jc w:val="right"/>
+            </w:pPr>
+            <w:r>
+              <w:rPr>
+                <w:rFonts w:ascii="Calibri" w:hAnsi="Calibri"/>
+                <w:b/>
+                <w:color w:val="FFFFFF"/>
+                <w:sz w:val="21"/>
+              </w:rPr>
+              <w:t>8:04    ·    24s</w:t>
+            </w:r>
+          </w:p>
+        </w:tc>
+      </w:tr>
+    </w:tbl>
+    <w:p>
+      <w:pPr>
+        <w:spacing w:after="0" w:before="0"/>
+      </w:pPr>
+    </w:p>
+    <w:p>
+      <w:pPr>
+        <w:spacing w:before="120" w:after="20"/>
+      </w:pPr>
+      <w:r>
+        <w:rPr>
+          <w:rFonts w:ascii="Calibri" w:hAnsi="Calibri"/>
+          <w:b/>
+          <w:color w:val="141414"/>
+          <w:sz w:val="40"/>
+        </w:rPr>
+        <w:t>Generating a space on demand</w:t>
+      </w:r>
+    </w:p>
+    <w:p>
+      <w:pPr>
+        <w:spacing w:after="220"/>
+      </w:pPr>
+      <w:r>
+        <w:rPr>
+          <w:rFonts w:ascii="Calibri" w:hAnsi="Calibri"/>
+          <w:b/>
+          <w:color w:val="E86A00"/>
+          <w:sz w:val="17"/>
+        </w:rPr>
+        <w:t xml:space="preserve">ON SCREEN   </w:t>
+      </w:r>
+      <w:r>
+        <w:rPr>
+          <w:rFonts w:ascii="Calibri" w:hAnsi="Calibri"/>
+          <w:i/>
+          <w:color w:val="5A5A5A"/>
+          <w:sz w:val="20"/>
+        </w:rPr>
+        <w:t>The Generate screen with the conversation tab open, retrieved signals listed down the right-hand side.</w:t>
+      </w:r>
+    </w:p>
+    <w:p>
+      <w:pPr>
+        <w:spacing w:after="80" w:before="40"/>
+        <w:pBdr>
+          <w:bottom w:val="single" w:sz="6" w:space="2" w:color="E86A00"/>
+        </w:pBdr>
+      </w:pPr>
+      <w:r>
+        <w:rPr>
+          <w:rFonts w:ascii="Calibri" w:hAnsi="Calibri"/>
+          <w:b/>
+          <w:color w:val="A83E00"/>
+          <w:sz w:val="18"/>
+        </w:rPr>
+        <w:t>SAY</w:t>
+      </w:r>
+    </w:p>
+    <w:p>
+      <w:pPr>
+        <w:spacing w:after="180" w:line="317" w:lineRule="auto"/>
+      </w:pPr>
+      <w:r>
+        <w:rPr>
+          <w:rFonts w:ascii="Calibri" w:hAnsi="Calibri"/>
+          <w:i w:val="0"/>
+          <w:color w:val="141414"/>
+          <w:sz w:val="25"/>
+        </w:rPr>
+        <w:t>The Generate screen used to be a text box with a character counter — which is the one failure that did not matter.</w:t>
+      </w:r>
+    </w:p>
+    <w:p>
+      <w:pPr>
+        <w:spacing w:after="180" w:line="317" w:lineRule="auto"/>
+      </w:pPr>
+      <w:r>
+        <w:rPr>
+          <w:rFonts w:ascii="Calibri" w:hAnsi="Calibri"/>
+          <w:i w:val="0"/>
+          <w:color w:val="141414"/>
+          <w:sz w:val="25"/>
+        </w:rPr>
+        <w:t xml:space="preserve">An opportunity space is a vertical times a use case times a technology, plus a buyer's problem and a place. Somebody who knows their market but not this taxonomy </w:t>
+      </w:r>
+      <w:r>
+        <w:rPr>
+          <w:rFonts w:ascii="Calibri" w:hAnsi="Calibri"/>
+          <w:b/>
+          <w:color w:val="141414"/>
+          <w:sz w:val="25"/>
+        </w:rPr>
+        <w:t>under-specified two of those every time</w:t>
+      </w:r>
+      <w:r>
+        <w:rPr>
+          <w:rFonts w:ascii="Calibri" w:hAnsi="Calibri"/>
+          <w:i w:val="0"/>
+          <w:color w:val="141414"/>
+          <w:sz w:val="25"/>
+        </w:rPr>
+        <w:t>, and found out minutes later from a run that created nothing.</w:t>
+      </w:r>
+    </w:p>
+    <w:p>
+      <w:pPr>
+        <w:spacing w:after="180" w:line="317" w:lineRule="auto"/>
+      </w:pPr>
+      <w:r>
+        <w:rPr>
+          <w:rFonts w:ascii="Calibri" w:hAnsi="Calibri"/>
+          <w:i w:val="0"/>
+          <w:color w:val="141414"/>
+          <w:sz w:val="25"/>
+        </w:rPr>
+        <w:t xml:space="preserve">So the assistant </w:t>
+      </w:r>
+      <w:r>
+        <w:rPr>
+          <w:rFonts w:ascii="Calibri" w:hAnsi="Calibri"/>
+          <w:b/>
+          <w:color w:val="141414"/>
+          <w:sz w:val="25"/>
+        </w:rPr>
+        <w:t>interviews</w:t>
+      </w:r>
+      <w:r>
+        <w:rPr>
+          <w:rFonts w:ascii="Calibri" w:hAnsi="Calibri"/>
+          <w:i w:val="0"/>
+          <w:color w:val="141414"/>
+          <w:sz w:val="25"/>
+        </w:rPr>
+        <w:t xml:space="preserve"> instead, with the corpus in front of it — and shows what each turn retrieved down the side: publisher, date and cosine similarity, per signal. </w:t>
+      </w:r>
+      <w:r>
+        <w:rPr>
+          <w:rFonts w:ascii="Calibri" w:hAnsi="Calibri"/>
+          <w:i/>
+          <w:color w:val="2F6FB0"/>
+          <w:sz w:val="22"/>
+        </w:rPr>
+        <w:t>[point at the evidence column]</w:t>
+      </w:r>
+    </w:p>
+    <w:p>
+      <w:pPr>
+        <w:spacing w:after="180" w:line="317" w:lineRule="auto"/>
+      </w:pPr>
+      <w:r>
+        <w:rPr>
+          <w:rFonts w:ascii="Calibri" w:hAnsi="Calibri"/>
+          <w:i w:val="0"/>
+          <w:color w:val="141414"/>
+          <w:sz w:val="25"/>
+        </w:rPr>
+        <w:t>An answer that sharpens the idea sharpens the evidence the next question is asked from.</w:t>
+      </w:r>
+    </w:p>
+    <w:tbl>
+      <w:tblPr>
+        <w:tblW w:type="auto" w:w="0"/>
+        <w:tblLook w:firstColumn="1" w:firstRow="1" w:lastColumn="0" w:lastRow="0" w:noHBand="0" w:noVBand="1" w:val="04A0"/>
+      </w:tblPr>
+      <w:tblGrid>
+        <w:gridCol w:w="9752"/>
+      </w:tblGrid>
+      <w:tr>
+        <w:tc>
+          <w:tcPr>
+            <w:tcW w:type="dxa" w:w="9752"/>
+            <w:shd w:val="clear" w:color="auto" w:fill="EFE9F6"/>
+            <w:tcBorders>
+              <w:top w:val="none"/>
+              <w:bottom w:val="none"/>
+              <w:right w:val="none"/>
+              <w:left w:val="single" w:sz="18" w:space="0" w:color="6A4C93"/>
+            </w:tcBorders>
+          </w:tcPr>
+          <w:p>
+            <w:pPr>
+              <w:spacing w:after="60"/>
+            </w:pPr>
+            <w:r>
+              <w:rPr>
+                <w:rFonts w:ascii="Calibri" w:hAnsi="Calibri"/>
+                <w:b/>
+                <w:color w:val="6A4C93"/>
+                <w:sz w:val="17"/>
+              </w:rPr>
+              <w:t>DEMO SECTION</w:t>
+            </w:r>
+          </w:p>
+          <w:p>
+            <w:pPr>
+              <w:spacing w:after="0" w:line="288" w:lineRule="auto"/>
+            </w:pPr>
+            <w:r>
+              <w:rPr>
+                <w:rFonts w:ascii="Calibri" w:hAnsi="Calibri"/>
+                <w:i w:val="0"/>
+                <w:color w:val="141414"/>
+                <w:sz w:val="19"/>
+              </w:rPr>
+              <w:t>In the recording this was live in the application. Presenting from the screenshot works too — the script above reads the same either way.</w:t>
+            </w:r>
+          </w:p>
+        </w:tc>
+      </w:tr>
+    </w:tbl>
+    <w:p>
+      <w:pPr>
+        <w:spacing w:after="80"/>
+      </w:pPr>
+    </w:p>
+    <w:p>
+      <w:pPr>
+        <w:spacing w:after="80"/>
+      </w:pPr>
+    </w:p>
+    <w:tbl>
+      <w:tblPr>
+        <w:tblW w:type="auto" w:w="0"/>
+        <w:tblLook w:firstColumn="1" w:firstRow="1" w:lastColumn="0" w:lastRow="0" w:noHBand="0" w:noVBand="1" w:val="04A0"/>
+      </w:tblPr>
+      <w:tblGrid>
+        <w:gridCol w:w="9752"/>
+      </w:tblGrid>
+      <w:tr>
+        <w:tc>
+          <w:tcPr>
+            <w:tcW w:type="dxa" w:w="9752"/>
+            <w:shd w:val="clear" w:color="auto" w:fill="2E7D5B"/>
+            <w:tcBorders>
+              <w:top w:val="none"/>
+              <w:left w:val="none"/>
+              <w:bottom w:val="none"/>
+              <w:right w:val="none"/>
+            </w:tcBorders>
+          </w:tcPr>
+          <w:p>
+            <w:pPr>
+              <w:spacing w:before="80" w:after="80"/>
+            </w:pPr>
+            <w:r>
+              <w:rPr>
+                <w:rFonts w:ascii="Calibri" w:hAnsi="Calibri"/>
+                <w:b/>
+                <w:color w:val="FFFFFF"/>
+                <w:sz w:val="26"/>
+              </w:rPr>
+              <w:t>▶   ADVANCE TO SLIDE 19  —  the Planner</w:t>
+            </w:r>
+          </w:p>
+        </w:tc>
+      </w:tr>
+    </w:tbl>
+    <w:p>
+      <w:r>
+        <w:br w:type="page"/>
+      </w:r>
+    </w:p>
+    <w:tbl>
+      <w:tblPr>
+        <w:tblW w:type="auto" w:w="0"/>
+        <w:tblLayout w:type="fixed"/>
+        <w:tblLook w:firstColumn="1" w:firstRow="1" w:lastColumn="0" w:lastRow="0" w:noHBand="0" w:noVBand="1" w:val="04A0"/>
+      </w:tblPr>
+      <w:tblGrid>
+        <w:gridCol w:w="4876"/>
+        <w:gridCol w:w="4876"/>
+      </w:tblGrid>
+      <w:tr>
+        <w:tc>
+          <w:tcPr>
+            <w:tcW w:type="dxa" w:w="6576"/>
+            <w:shd w:val="clear" w:color="auto" w:fill="6A4C93"/>
+            <w:tcBorders>
+              <w:top w:val="none"/>
+              <w:left w:val="none"/>
+              <w:bottom w:val="none"/>
+              <w:right w:val="none"/>
+            </w:tcBorders>
+          </w:tcPr>
+          <w:p>
+            <w:pPr>
+              <w:spacing w:after="0" w:before="60"/>
+            </w:pPr>
+            <w:r>
+              <w:rPr>
+                <w:rFonts w:ascii="Calibri" w:hAnsi="Calibri"/>
+                <w:b/>
+                <w:color w:val="FFFFFF"/>
+                <w:sz w:val="30"/>
+              </w:rPr>
+              <w:t>SLIDE 19  /  26</w:t>
+            </w:r>
+            <w:r>
+              <w:rPr>
+                <w:rFonts w:ascii="Calibri" w:hAnsi="Calibri"/>
+                <w:b/>
+                <w:color w:val="FFE2C8"/>
+                <w:sz w:val="19"/>
+              </w:rPr>
+              <w:t xml:space="preserve">      FUNCTIONALITY</w:t>
+            </w:r>
+          </w:p>
+        </w:tc>
+        <w:tc>
+          <w:tcPr>
+            <w:tcW w:type="dxa" w:w="3175"/>
+            <w:shd w:val="clear" w:color="auto" w:fill="6A4C93"/>
+            <w:tcBorders>
+              <w:top w:val="none"/>
+              <w:left w:val="none"/>
+              <w:bottom w:val="none"/>
+              <w:right w:val="none"/>
+            </w:tcBorders>
+          </w:tcPr>
+          <w:p>
+            <w:pPr>
+              <w:spacing w:after="0" w:before="60"/>
+              <w:jc w:val="right"/>
+            </w:pPr>
+            <w:r>
+              <w:rPr>
+                <w:rFonts w:ascii="Calibri" w:hAnsi="Calibri"/>
+                <w:b/>
+                <w:color w:val="FFFFFF"/>
+                <w:sz w:val="21"/>
+              </w:rPr>
+              <w:t>8:28    ·    34s</w:t>
+            </w:r>
+          </w:p>
+        </w:tc>
+      </w:tr>
+    </w:tbl>
+    <w:p>
+      <w:pPr>
+        <w:spacing w:after="0" w:before="0"/>
+      </w:pPr>
+    </w:p>
+    <w:p>
+      <w:pPr>
+        <w:spacing w:before="120" w:after="20"/>
+      </w:pPr>
+      <w:r>
+        <w:rPr>
+          <w:rFonts w:ascii="Calibri" w:hAnsi="Calibri"/>
+          <w:b/>
+          <w:color w:val="141414"/>
+          <w:sz w:val="40"/>
+        </w:rPr>
+        <w:t>The Planner</w:t>
+      </w:r>
+    </w:p>
+    <w:p>
+      <w:pPr>
+        <w:spacing w:after="220"/>
+      </w:pPr>
+      <w:r>
+        <w:rPr>
+          <w:rFonts w:ascii="Calibri" w:hAnsi="Calibri"/>
+          <w:b/>
+          <w:color w:val="E86A00"/>
+          <w:sz w:val="17"/>
+        </w:rPr>
+        <w:t xml:space="preserve">ON SCREEN   </w:t>
+      </w:r>
+      <w:r>
+        <w:rPr>
+          <w:rFonts w:ascii="Calibri" w:hAnsi="Calibri"/>
+          <w:i/>
+          <w:color w:val="5A5A5A"/>
+          <w:sz w:val="20"/>
+        </w:rPr>
+        <w:t>The Planner overview: five headline figures, then the projection, entry schedule, capability load and constraint waterfall.</w:t>
+      </w:r>
+    </w:p>
+    <w:p>
+      <w:pPr>
+        <w:spacing w:after="80" w:before="40"/>
+        <w:pBdr>
+          <w:bottom w:val="single" w:sz="6" w:space="2" w:color="E86A00"/>
+        </w:pBdr>
+      </w:pPr>
+      <w:r>
+        <w:rPr>
+          <w:rFonts w:ascii="Calibri" w:hAnsi="Calibri"/>
+          <w:b/>
+          <w:color w:val="A83E00"/>
+          <w:sz w:val="18"/>
+        </w:rPr>
+        <w:t>SAY</w:t>
+      </w:r>
+    </w:p>
+    <w:p>
+      <w:pPr>
+        <w:spacing w:after="180" w:line="317" w:lineRule="auto"/>
+      </w:pPr>
+      <w:r>
+        <w:rPr>
+          <w:rFonts w:ascii="Calibri" w:hAnsi="Calibri"/>
+          <w:i w:val="0"/>
+          <w:color w:val="141414"/>
+          <w:sz w:val="25"/>
+        </w:rPr>
+        <w:t xml:space="preserve">The radar answers </w:t>
+      </w:r>
+      <w:r>
+        <w:rPr>
+          <w:rFonts w:ascii="Calibri" w:hAnsi="Calibri"/>
+          <w:b/>
+          <w:color w:val="141414"/>
+          <w:sz w:val="25"/>
+        </w:rPr>
+        <w:t>which opportunity</w:t>
+      </w:r>
+      <w:r>
+        <w:rPr>
+          <w:rFonts w:ascii="Calibri" w:hAnsi="Calibri"/>
+          <w:i w:val="0"/>
+          <w:color w:val="141414"/>
+          <w:sz w:val="25"/>
+        </w:rPr>
+        <w:t xml:space="preserve">, one space at a time. The Planner answers </w:t>
+      </w:r>
+      <w:r>
+        <w:rPr>
+          <w:rFonts w:ascii="Calibri" w:hAnsi="Calibri"/>
+          <w:b/>
+          <w:color w:val="141414"/>
+          <w:sz w:val="25"/>
+        </w:rPr>
+        <w:t>which opportunities, in what order, and what do they earn</w:t>
+      </w:r>
+      <w:r>
+        <w:rPr>
+          <w:rFonts w:ascii="Calibri" w:hAnsi="Calibri"/>
+          <w:i w:val="0"/>
+          <w:color w:val="141414"/>
+          <w:sz w:val="25"/>
+        </w:rPr>
+        <w:t>.</w:t>
+      </w:r>
+    </w:p>
+    <w:p>
+      <w:pPr>
+        <w:spacing w:after="180" w:line="317" w:lineRule="auto"/>
+      </w:pPr>
+      <w:r>
+        <w:rPr>
+          <w:rFonts w:ascii="Calibri" w:hAnsi="Calibri"/>
+          <w:i w:val="0"/>
+          <w:color w:val="141414"/>
+          <w:sz w:val="25"/>
+        </w:rPr>
+        <w:t>A ranked list cannot answer that, because it assumes you can take the top N — and you cannot. Not four hundred spaces at once, and not twelve in the same vertical.</w:t>
+      </w:r>
+    </w:p>
+    <w:p>
+      <w:pPr>
+        <w:spacing w:after="180" w:line="317" w:lineRule="auto"/>
+      </w:pPr>
+      <w:r>
+        <w:rPr>
+          <w:rFonts w:ascii="Calibri" w:hAnsi="Calibri"/>
+          <w:i w:val="0"/>
+          <w:color w:val="141414"/>
+          <w:sz w:val="25"/>
+        </w:rPr>
+        <w:t xml:space="preserve">So selection is a </w:t>
+      </w:r>
+      <w:r>
+        <w:rPr>
+          <w:rFonts w:ascii="Calibri" w:hAnsi="Calibri"/>
+          <w:b/>
+          <w:color w:val="141414"/>
+          <w:sz w:val="25"/>
+        </w:rPr>
+        <w:t>mixed-integer program</w:t>
+      </w:r>
+      <w:r>
+        <w:rPr>
+          <w:rFonts w:ascii="Calibri" w:hAnsi="Calibri"/>
+          <w:i w:val="0"/>
+          <w:color w:val="141414"/>
+          <w:sz w:val="25"/>
+        </w:rPr>
+        <w:t>: maximise the stated objective subject to entry slots per year, capability headcount at a stated availability, concentration caps, and a target now/next/later mix.</w:t>
+      </w:r>
+    </w:p>
+    <w:p>
+      <w:pPr>
+        <w:spacing w:after="180" w:line="317" w:lineRule="auto"/>
+      </w:pPr>
+      <w:r>
+        <w:rPr>
+          <w:rFonts w:ascii="Calibri" w:hAnsi="Calibri"/>
+          <w:i w:val="0"/>
+          <w:color w:val="141414"/>
+          <w:sz w:val="25"/>
+        </w:rPr>
+        <w:t xml:space="preserve">And it reports </w:t>
+      </w:r>
+      <w:r>
+        <w:rPr>
+          <w:rFonts w:ascii="Calibri" w:hAnsi="Calibri"/>
+          <w:b/>
+          <w:color w:val="141414"/>
+          <w:sz w:val="25"/>
+        </w:rPr>
+        <w:t>which constraint bound it</w:t>
+      </w:r>
+      <w:r>
+        <w:rPr>
+          <w:rFonts w:ascii="Calibri" w:hAnsi="Calibri"/>
+          <w:i w:val="0"/>
+          <w:color w:val="141414"/>
+          <w:sz w:val="25"/>
+        </w:rPr>
+        <w:t xml:space="preserve">. </w:t>
+      </w:r>
+      <w:r>
+        <w:rPr>
+          <w:rFonts w:ascii="Calibri" w:hAnsi="Calibri"/>
+          <w:i/>
+          <w:color w:val="2F6FB0"/>
+          <w:sz w:val="22"/>
+        </w:rPr>
+        <w:t>[point at the waterfall]</w:t>
+      </w:r>
+      <w:r>
+        <w:rPr>
+          <w:rFonts w:ascii="Calibri" w:hAnsi="Calibri"/>
+          <w:i w:val="0"/>
+          <w:color w:val="141414"/>
+          <w:sz w:val="25"/>
+        </w:rPr>
+        <w:t xml:space="preserve"> That is the thing a ranked list cannot tell you, because the answer is a constraint rather than a score.</w:t>
+      </w:r>
+    </w:p>
+    <w:p>
+      <w:pPr>
+        <w:spacing w:after="180" w:line="317" w:lineRule="auto"/>
+      </w:pPr>
+      <w:r>
+        <w:rPr>
+          <w:rFonts w:ascii="Calibri" w:hAnsi="Calibri"/>
+          <w:i w:val="0"/>
+          <w:color w:val="141414"/>
+          <w:sz w:val="25"/>
+        </w:rPr>
+        <w:t xml:space="preserve">Selection and projection are </w:t>
+      </w:r>
+      <w:r>
+        <w:rPr>
+          <w:rFonts w:ascii="Calibri" w:hAnsi="Calibri"/>
+          <w:b/>
+          <w:color w:val="141414"/>
+          <w:sz w:val="25"/>
+        </w:rPr>
+        <w:t>arithmetic</w:t>
+      </w:r>
+      <w:r>
+        <w:rPr>
+          <w:rFonts w:ascii="Calibri" w:hAnsi="Calibri"/>
+          <w:i w:val="0"/>
+          <w:color w:val="141414"/>
+          <w:sz w:val="25"/>
+        </w:rPr>
+        <w:t xml:space="preserve"> — no model call, so this is immediate. The written business plan is a separate step, and it may not introduce a figure.</w:t>
+      </w:r>
+    </w:p>
+    <w:tbl>
+      <w:tblPr>
+        <w:tblW w:type="auto" w:w="0"/>
+        <w:tblLook w:firstColumn="1" w:firstRow="1" w:lastColumn="0" w:lastRow="0" w:noHBand="0" w:noVBand="1" w:val="04A0"/>
+      </w:tblPr>
+      <w:tblGrid>
+        <w:gridCol w:w="9752"/>
+      </w:tblGrid>
+      <w:tr>
+        <w:tc>
+          <w:tcPr>
+            <w:tcW w:type="dxa" w:w="9752"/>
+            <w:shd w:val="clear" w:color="auto" w:fill="EAF1F9"/>
+            <w:tcBorders>
+              <w:top w:val="none"/>
+              <w:bottom w:val="none"/>
+              <w:right w:val="none"/>
+              <w:left w:val="single" w:sz="18" w:space="0" w:color="2F6FB0"/>
+            </w:tcBorders>
+          </w:tcPr>
+          <w:p>
+            <w:pPr>
+              <w:spacing w:after="60"/>
+            </w:pPr>
+            <w:r>
+              <w:rPr>
+                <w:rFonts w:ascii="Calibri" w:hAnsi="Calibri"/>
+                <w:b/>
+                <w:color w:val="2F6FB0"/>
+                <w:sz w:val="17"/>
+              </w:rPr>
+              <w:t>IF ASKED</w:t>
+            </w:r>
+          </w:p>
+          <w:p>
+            <w:pPr>
+              <w:spacing w:after="0" w:line="288" w:lineRule="auto"/>
+            </w:pPr>
+            <w:r>
+              <w:rPr>
+                <w:rFonts w:ascii="Calibri" w:hAnsi="Calibri"/>
+                <w:b/>
+                <w:color w:val="141414"/>
+                <w:sz w:val="20"/>
+              </w:rPr>
+              <w:t>“Why not a recommender?”</w:t>
+            </w:r>
+            <w:r>
+              <w:rPr>
+                <w:rFonts w:ascii="Calibri" w:hAnsi="Calibri"/>
+                <w:i w:val="0"/>
+                <w:color w:val="141414"/>
+                <w:sz w:val="20"/>
+              </w:rPr>
+              <w:t xml:space="preserve">  There are </w:t>
+            </w:r>
+            <w:r>
+              <w:rPr>
+                <w:rFonts w:ascii="Calibri" w:hAnsi="Calibri"/>
+                <w:b/>
+                <w:color w:val="141414"/>
+                <w:sz w:val="20"/>
+              </w:rPr>
+              <w:t>no labels</w:t>
+            </w:r>
+            <w:r>
+              <w:rPr>
+                <w:rFonts w:ascii="Calibri" w:hAnsi="Calibri"/>
+                <w:i w:val="0"/>
+                <w:color w:val="141414"/>
+                <w:sz w:val="20"/>
+              </w:rPr>
+              <w:t>. Four hundred and eighteen spaces and zero historical outcomes is a spreadsheet, not a training set. And an optimiser explains which constraint bound; a learned model cannot.</w:t>
+            </w:r>
+          </w:p>
+        </w:tc>
+      </w:tr>
+    </w:tbl>
+    <w:p>
+      <w:pPr>
+        <w:spacing w:after="80"/>
+      </w:pPr>
+    </w:p>
+    <w:tbl>
+      <w:tblPr>
+        <w:tblW w:type="auto" w:w="0"/>
+        <w:tblLook w:firstColumn="1" w:firstRow="1" w:lastColumn="0" w:lastRow="0" w:noHBand="0" w:noVBand="1" w:val="04A0"/>
+      </w:tblPr>
+      <w:tblGrid>
+        <w:gridCol w:w="9752"/>
+      </w:tblGrid>
+      <w:tr>
+        <w:tc>
+          <w:tcPr>
+            <w:tcW w:type="dxa" w:w="9752"/>
+            <w:shd w:val="clear" w:color="auto" w:fill="EFE9F6"/>
+            <w:tcBorders>
+              <w:top w:val="none"/>
+              <w:bottom w:val="none"/>
+              <w:right w:val="none"/>
+              <w:left w:val="single" w:sz="18" w:space="0" w:color="6A4C93"/>
+            </w:tcBorders>
+          </w:tcPr>
+          <w:p>
+            <w:pPr>
+              <w:spacing w:after="60"/>
+            </w:pPr>
+            <w:r>
+              <w:rPr>
+                <w:rFonts w:ascii="Calibri" w:hAnsi="Calibri"/>
+                <w:b/>
+                <w:color w:val="6A4C93"/>
+                <w:sz w:val="17"/>
+              </w:rPr>
+              <w:t>DEMO SECTION</w:t>
+            </w:r>
+          </w:p>
+          <w:p>
+            <w:pPr>
+              <w:spacing w:after="0" w:line="288" w:lineRule="auto"/>
+            </w:pPr>
+            <w:r>
+              <w:rPr>
+                <w:rFonts w:ascii="Calibri" w:hAnsi="Calibri"/>
+                <w:i w:val="0"/>
+                <w:color w:val="141414"/>
+                <w:sz w:val="19"/>
+              </w:rPr>
+              <w:t>In the recording this was live in the application. Presenting from the screenshot works too — the script above reads the same either way.</w:t>
+            </w:r>
+          </w:p>
+        </w:tc>
+      </w:tr>
+    </w:tbl>
+    <w:p>
+      <w:pPr>
+        <w:spacing w:after="80"/>
+      </w:pPr>
+    </w:p>
+    <w:p>
+      <w:pPr>
+        <w:spacing w:after="80"/>
+      </w:pPr>
+    </w:p>
+    <w:tbl>
+      <w:tblPr>
+        <w:tblW w:type="auto" w:w="0"/>
+        <w:tblLook w:firstColumn="1" w:firstRow="1" w:lastColumn="0" w:lastRow="0" w:noHBand="0" w:noVBand="1" w:val="04A0"/>
+      </w:tblPr>
+      <w:tblGrid>
+        <w:gridCol w:w="9752"/>
+      </w:tblGrid>
+      <w:tr>
+        <w:tc>
+          <w:tcPr>
+            <w:tcW w:type="dxa" w:w="9752"/>
+            <w:shd w:val="clear" w:color="auto" w:fill="2E7D5B"/>
+            <w:tcBorders>
+              <w:top w:val="none"/>
+              <w:left w:val="none"/>
+              <w:bottom w:val="none"/>
+              <w:right w:val="none"/>
+            </w:tcBorders>
+          </w:tcPr>
+          <w:p>
+            <w:pPr>
+              <w:spacing w:before="80" w:after="80"/>
+            </w:pPr>
+            <w:r>
+              <w:rPr>
+                <w:rFonts w:ascii="Calibri" w:hAnsi="Calibri"/>
+                <w:b/>
+                <w:color w:val="FFFFFF"/>
+                <w:sz w:val="26"/>
+              </w:rPr>
+              <w:t>▶   ADVANCE TO SLIDE 20  —  the plan the business already chose</w:t>
+            </w:r>
+          </w:p>
+        </w:tc>
+      </w:tr>
+    </w:tbl>
+    <w:p>
+      <w:r>
+        <w:br w:type="page"/>
+      </w:r>
+    </w:p>
+    <w:tbl>
+      <w:tblPr>
+        <w:tblW w:type="auto" w:w="0"/>
+        <w:tblLayout w:type="fixed"/>
+        <w:tblLook w:firstColumn="1" w:firstRow="1" w:lastColumn="0" w:lastRow="0" w:noHBand="0" w:noVBand="1" w:val="04A0"/>
+      </w:tblPr>
+      <w:tblGrid>
+        <w:gridCol w:w="4876"/>
+        <w:gridCol w:w="4876"/>
+      </w:tblGrid>
+      <w:tr>
+        <w:tc>
+          <w:tcPr>
+            <w:tcW w:type="dxa" w:w="6576"/>
+            <w:shd w:val="clear" w:color="auto" w:fill="6A4C93"/>
+            <w:tcBorders>
+              <w:top w:val="none"/>
+              <w:left w:val="none"/>
+              <w:bottom w:val="none"/>
+              <w:right w:val="none"/>
+            </w:tcBorders>
+          </w:tcPr>
+          <w:p>
+            <w:pPr>
+              <w:spacing w:after="0" w:before="60"/>
+            </w:pPr>
+            <w:r>
+              <w:rPr>
+                <w:rFonts w:ascii="Calibri" w:hAnsi="Calibri"/>
+                <w:b/>
+                <w:color w:val="FFFFFF"/>
+                <w:sz w:val="30"/>
+              </w:rPr>
+              <w:t>SLIDE 20  /  26</w:t>
+            </w:r>
+            <w:r>
+              <w:rPr>
+                <w:rFonts w:ascii="Calibri" w:hAnsi="Calibri"/>
+                <w:b/>
+                <w:color w:val="FFE2C8"/>
+                <w:sz w:val="19"/>
+              </w:rPr>
+              <w:t xml:space="preserve">      FUNCTIONALITY</w:t>
+            </w:r>
+          </w:p>
+        </w:tc>
+        <w:tc>
+          <w:tcPr>
+            <w:tcW w:type="dxa" w:w="3175"/>
+            <w:shd w:val="clear" w:color="auto" w:fill="6A4C93"/>
+            <w:tcBorders>
+              <w:top w:val="none"/>
+              <w:left w:val="none"/>
+              <w:bottom w:val="none"/>
+              <w:right w:val="none"/>
+            </w:tcBorders>
+          </w:tcPr>
+          <w:p>
+            <w:pPr>
+              <w:spacing w:after="0" w:before="60"/>
+              <w:jc w:val="right"/>
+            </w:pPr>
+            <w:r>
+              <w:rPr>
+                <w:rFonts w:ascii="Calibri" w:hAnsi="Calibri"/>
+                <w:b/>
+                <w:color w:val="FFFFFF"/>
+                <w:sz w:val="21"/>
+              </w:rPr>
+              <w:t>9:02    ·    30s</w:t>
+            </w:r>
+          </w:p>
+        </w:tc>
+      </w:tr>
+    </w:tbl>
+    <w:p>
+      <w:pPr>
+        <w:spacing w:after="0" w:before="0"/>
+      </w:pPr>
+    </w:p>
+    <w:p>
+      <w:pPr>
+        <w:spacing w:before="120" w:after="20"/>
+      </w:pPr>
+      <w:r>
+        <w:rPr>
+          <w:rFonts w:ascii="Calibri" w:hAnsi="Calibri"/>
+          <w:b/>
+          <w:color w:val="141414"/>
+          <w:sz w:val="40"/>
+        </w:rPr>
+        <w:t>The plan the business already chose</w:t>
+      </w:r>
+    </w:p>
+    <w:p>
+      <w:pPr>
+        <w:spacing w:after="220"/>
+      </w:pPr>
+      <w:r>
+        <w:rPr>
+          <w:rFonts w:ascii="Calibri" w:hAnsi="Calibri"/>
+          <w:b/>
+          <w:color w:val="E86A00"/>
+          <w:sz w:val="17"/>
+        </w:rPr>
+        <w:t xml:space="preserve">ON SCREEN   </w:t>
+      </w:r>
+      <w:r>
+        <w:rPr>
+          <w:rFonts w:ascii="Calibri" w:hAnsi="Calibri"/>
+          <w:i/>
+          <w:color w:val="5A5A5A"/>
+          <w:sz w:val="20"/>
+        </w:rPr>
+        <w:t>The Planner with Workflow selected as its source, showing the written business plan for the committed set.</w:t>
+      </w:r>
+    </w:p>
+    <w:p>
+      <w:pPr>
+        <w:spacing w:after="80" w:before="40"/>
+        <w:pBdr>
+          <w:bottom w:val="single" w:sz="6" w:space="2" w:color="E86A00"/>
+        </w:pBdr>
+      </w:pPr>
+      <w:r>
+        <w:rPr>
+          <w:rFonts w:ascii="Calibri" w:hAnsi="Calibri"/>
+          <w:b/>
+          <w:color w:val="A83E00"/>
+          <w:sz w:val="18"/>
+        </w:rPr>
+        <w:t>SAY</w:t>
+      </w:r>
+    </w:p>
+    <w:p>
+      <w:pPr>
+        <w:spacing w:after="180" w:line="317" w:lineRule="auto"/>
+      </w:pPr>
+      <w:r>
+        <w:rPr>
+          <w:rFonts w:ascii="Calibri" w:hAnsi="Calibri"/>
+          <w:i w:val="0"/>
+          <w:color w:val="141414"/>
+          <w:sz w:val="25"/>
+        </w:rPr>
+        <w:t xml:space="preserve">There is a </w:t>
+      </w:r>
+      <w:r>
+        <w:rPr>
+          <w:rFonts w:ascii="Calibri" w:hAnsi="Calibri"/>
+          <w:b/>
+          <w:color w:val="141414"/>
+          <w:sz w:val="25"/>
+        </w:rPr>
+        <w:t>second source</w:t>
+      </w:r>
+      <w:r>
+        <w:rPr>
+          <w:rFonts w:ascii="Calibri" w:hAnsi="Calibri"/>
+          <w:i w:val="0"/>
+          <w:color w:val="141414"/>
+          <w:sz w:val="25"/>
+        </w:rPr>
+        <w:t xml:space="preserve"> for a plan, and it asks a different question.</w:t>
+      </w:r>
+    </w:p>
+    <w:p>
+      <w:pPr>
+        <w:spacing w:after="180" w:line="317" w:lineRule="auto"/>
+      </w:pPr>
+      <w:r>
+        <w:rPr>
+          <w:rFonts w:ascii="Calibri" w:hAnsi="Calibri"/>
+          <w:i w:val="0"/>
+          <w:color w:val="141414"/>
+          <w:sz w:val="25"/>
+        </w:rPr>
+        <w:t xml:space="preserve">Under </w:t>
+      </w:r>
+      <w:r>
+        <w:rPr>
+          <w:rFonts w:ascii="Calibri" w:hAnsi="Calibri"/>
+          <w:b/>
+          <w:color w:val="141414"/>
+          <w:sz w:val="25"/>
+        </w:rPr>
+        <w:t>Workflow selected</w:t>
+      </w:r>
+      <w:r>
+        <w:rPr>
+          <w:rFonts w:ascii="Calibri" w:hAnsi="Calibri"/>
+          <w:i w:val="0"/>
+          <w:color w:val="141414"/>
+          <w:sz w:val="25"/>
+        </w:rPr>
+        <w:t xml:space="preserve">, the portfolio is already decided: every space the collaboration board has moved to </w:t>
+      </w:r>
+      <w:r>
+        <w:rPr>
+          <w:rFonts w:ascii="Calibri" w:hAnsi="Calibri"/>
+          <w:b/>
+          <w:color w:val="141414"/>
+          <w:sz w:val="25"/>
+        </w:rPr>
+        <w:t>Demand-tested or beyond</w:t>
+      </w:r>
+      <w:r>
+        <w:rPr>
+          <w:rFonts w:ascii="Calibri" w:hAnsi="Calibri"/>
+          <w:i w:val="0"/>
+          <w:color w:val="141414"/>
+          <w:sz w:val="25"/>
+        </w:rPr>
+        <w:t xml:space="preserve"> is in — and </w:t>
+      </w:r>
+      <w:r>
+        <w:rPr>
+          <w:rFonts w:ascii="Calibri" w:hAnsi="Calibri"/>
+          <w:b/>
+          <w:color w:val="141414"/>
+          <w:sz w:val="25"/>
+        </w:rPr>
+        <w:t>none</w:t>
+      </w:r>
+      <w:r>
+        <w:rPr>
+          <w:rFonts w:ascii="Calibri" w:hAnsi="Calibri"/>
+          <w:i w:val="0"/>
+          <w:color w:val="141414"/>
+          <w:sz w:val="25"/>
+        </w:rPr>
+        <w:t xml:space="preserve"> of those constraints is applied to it.</w:t>
+      </w:r>
+    </w:p>
+    <w:p>
+      <w:pPr>
+        <w:spacing w:after="180" w:line="317" w:lineRule="auto"/>
+      </w:pPr>
+      <w:r>
+        <w:rPr>
+          <w:rFonts w:ascii="Calibri" w:hAnsi="Calibri"/>
+          <w:i w:val="0"/>
+          <w:color w:val="141414"/>
+          <w:sz w:val="25"/>
+        </w:rPr>
+        <w:t>Each of them would overrule a decision somebody already took. Dropping a space for resting on a modelled size answers a salesperson's judgement with an assumption band.</w:t>
+      </w:r>
+    </w:p>
+    <w:p>
+      <w:pPr>
+        <w:spacing w:after="180" w:line="317" w:lineRule="auto"/>
+      </w:pPr>
+      <w:r>
+        <w:rPr>
+          <w:rFonts w:ascii="Calibri" w:hAnsi="Calibri"/>
+          <w:i w:val="0"/>
+          <w:color w:val="141414"/>
+          <w:sz w:val="25"/>
+        </w:rPr>
+        <w:t xml:space="preserve">So there is no objective and nothing is excluded for being outranked. What is left is </w:t>
+      </w:r>
+      <w:r>
+        <w:rPr>
+          <w:rFonts w:ascii="Calibri" w:hAnsi="Calibri"/>
+          <w:b/>
+          <w:color w:val="141414"/>
+          <w:sz w:val="25"/>
+        </w:rPr>
+        <w:t>scheduling</w:t>
+      </w:r>
+      <w:r>
+        <w:rPr>
+          <w:rFonts w:ascii="Calibri" w:hAnsi="Calibri"/>
+          <w:i w:val="0"/>
+          <w:color w:val="141414"/>
+          <w:sz w:val="25"/>
+        </w:rPr>
+        <w:t>: each space enters when its horizon says the market arrives, and a space already Live starts in year one whatever its horizon says.</w:t>
+      </w:r>
+    </w:p>
+    <w:p>
+      <w:pPr>
+        <w:spacing w:after="180" w:line="317" w:lineRule="auto"/>
+      </w:pPr>
+      <w:r>
+        <w:rPr>
+          <w:rFonts w:ascii="Calibri" w:hAnsi="Calibri"/>
+          <w:i w:val="0"/>
+          <w:color w:val="141414"/>
+          <w:sz w:val="25"/>
+        </w:rPr>
+        <w:t xml:space="preserve">And </w:t>
+      </w:r>
+      <w:r>
+        <w:rPr>
+          <w:rFonts w:ascii="Calibri" w:hAnsi="Calibri"/>
+          <w:b/>
+          <w:color w:val="141414"/>
+          <w:sz w:val="25"/>
+        </w:rPr>
+        <w:t>nothing is dropped to make it fit</w:t>
+      </w:r>
+      <w:r>
+        <w:rPr>
+          <w:rFonts w:ascii="Calibri" w:hAnsi="Calibri"/>
+          <w:i w:val="0"/>
+          <w:color w:val="141414"/>
+          <w:sz w:val="25"/>
+        </w:rPr>
+        <w:t xml:space="preserve">. Where the committed set needs more than the capability pools can staff, the plan says so and by how much — that gap is the </w:t>
+      </w:r>
+      <w:r>
+        <w:rPr>
+          <w:rFonts w:ascii="Calibri" w:hAnsi="Calibri"/>
+          <w:b/>
+          <w:color w:val="141414"/>
+          <w:sz w:val="25"/>
+        </w:rPr>
+        <w:t>finding</w:t>
+      </w:r>
+      <w:r>
+        <w:rPr>
+          <w:rFonts w:ascii="Calibri" w:hAnsi="Calibri"/>
+          <w:i w:val="0"/>
+          <w:color w:val="141414"/>
+          <w:sz w:val="25"/>
+        </w:rPr>
+        <w:t>, not a reason to edit the portfolio.</w:t>
+      </w:r>
+    </w:p>
+    <w:tbl>
+      <w:tblPr>
+        <w:tblW w:type="auto" w:w="0"/>
+        <w:tblLook w:firstColumn="1" w:firstRow="1" w:lastColumn="0" w:lastRow="0" w:noHBand="0" w:noVBand="1" w:val="04A0"/>
+      </w:tblPr>
+      <w:tblGrid>
+        <w:gridCol w:w="9752"/>
+      </w:tblGrid>
+      <w:tr>
+        <w:tc>
+          <w:tcPr>
+            <w:tcW w:type="dxa" w:w="9752"/>
+            <w:shd w:val="clear" w:color="auto" w:fill="EFE9F6"/>
+            <w:tcBorders>
+              <w:top w:val="none"/>
+              <w:bottom w:val="none"/>
+              <w:right w:val="none"/>
+              <w:left w:val="single" w:sz="18" w:space="0" w:color="6A4C93"/>
+            </w:tcBorders>
+          </w:tcPr>
+          <w:p>
+            <w:pPr>
+              <w:spacing w:after="60"/>
+            </w:pPr>
+            <w:r>
+              <w:rPr>
+                <w:rFonts w:ascii="Calibri" w:hAnsi="Calibri"/>
+                <w:b/>
+                <w:color w:val="6A4C93"/>
+                <w:sz w:val="17"/>
+              </w:rPr>
+              <w:t>DEMO SECTION</w:t>
+            </w:r>
+          </w:p>
+          <w:p>
+            <w:pPr>
+              <w:spacing w:after="0" w:line="288" w:lineRule="auto"/>
+            </w:pPr>
+            <w:r>
+              <w:rPr>
+                <w:rFonts w:ascii="Calibri" w:hAnsi="Calibri"/>
+                <w:i w:val="0"/>
+                <w:color w:val="141414"/>
+                <w:sz w:val="19"/>
+              </w:rPr>
+              <w:t>In the recording this was live in the application. Presenting from the screenshot works too — the script above reads the same either way.</w:t>
+            </w:r>
+          </w:p>
+        </w:tc>
+      </w:tr>
+    </w:tbl>
+    <w:p>
+      <w:pPr>
+        <w:spacing w:after="80"/>
+      </w:pPr>
+    </w:p>
+    <w:p>
+      <w:pPr>
+        <w:spacing w:after="80"/>
+      </w:pPr>
+    </w:p>
+    <w:tbl>
+      <w:tblPr>
+        <w:tblW w:type="auto" w:w="0"/>
+        <w:tblLook w:firstColumn="1" w:firstRow="1" w:lastColumn="0" w:lastRow="0" w:noHBand="0" w:noVBand="1" w:val="04A0"/>
+      </w:tblPr>
+      <w:tblGrid>
+        <w:gridCol w:w="9752"/>
+      </w:tblGrid>
+      <w:tr>
+        <w:tc>
+          <w:tcPr>
+            <w:tcW w:type="dxa" w:w="9752"/>
+            <w:shd w:val="clear" w:color="auto" w:fill="2E7D5B"/>
+            <w:tcBorders>
+              <w:top w:val="none"/>
+              <w:left w:val="none"/>
+              <w:bottom w:val="none"/>
+              <w:right w:val="none"/>
+            </w:tcBorders>
+          </w:tcPr>
+          <w:p>
+            <w:pPr>
+              <w:spacing w:before="80" w:after="80"/>
+            </w:pPr>
+            <w:r>
+              <w:rPr>
+                <w:rFonts w:ascii="Calibri" w:hAnsi="Calibri"/>
+                <w:b/>
+                <w:color w:val="FFFFFF"/>
+                <w:sz w:val="26"/>
+              </w:rPr>
+              <w:t>▶   ADVANCE TO SLIDE 21  —  contextual help</w:t>
+            </w:r>
+          </w:p>
+        </w:tc>
+      </w:tr>
+    </w:tbl>
+    <w:p>
+      <w:r>
+        <w:br w:type="page"/>
+      </w:r>
+    </w:p>
+    <w:tbl>
+      <w:tblPr>
+        <w:tblW w:type="auto" w:w="0"/>
+        <w:tblLayout w:type="fixed"/>
+        <w:tblLook w:firstColumn="1" w:firstRow="1" w:lastColumn="0" w:lastRow="0" w:noHBand="0" w:noVBand="1" w:val="04A0"/>
+      </w:tblPr>
+      <w:tblGrid>
+        <w:gridCol w:w="4876"/>
+        <w:gridCol w:w="4876"/>
+      </w:tblGrid>
+      <w:tr>
+        <w:tc>
+          <w:tcPr>
+            <w:tcW w:type="dxa" w:w="6576"/>
+            <w:shd w:val="clear" w:color="auto" w:fill="6A4C93"/>
+            <w:tcBorders>
+              <w:top w:val="none"/>
+              <w:left w:val="none"/>
+              <w:bottom w:val="none"/>
+              <w:right w:val="none"/>
+            </w:tcBorders>
+          </w:tcPr>
+          <w:p>
+            <w:pPr>
+              <w:spacing w:after="0" w:before="60"/>
+            </w:pPr>
+            <w:r>
+              <w:rPr>
+                <w:rFonts w:ascii="Calibri" w:hAnsi="Calibri"/>
+                <w:b/>
+                <w:color w:val="FFFFFF"/>
+                <w:sz w:val="30"/>
+              </w:rPr>
+              <w:t>SLIDE 21  /  26</w:t>
+            </w:r>
+            <w:r>
+              <w:rPr>
+                <w:rFonts w:ascii="Calibri" w:hAnsi="Calibri"/>
+                <w:b/>
+                <w:color w:val="FFE2C8"/>
+                <w:sz w:val="19"/>
+              </w:rPr>
+              <w:t xml:space="preserve">      FUNCTIONALITY</w:t>
+            </w:r>
+          </w:p>
+        </w:tc>
+        <w:tc>
+          <w:tcPr>
+            <w:tcW w:type="dxa" w:w="3175"/>
+            <w:shd w:val="clear" w:color="auto" w:fill="6A4C93"/>
+            <w:tcBorders>
+              <w:top w:val="none"/>
+              <w:left w:val="none"/>
+              <w:bottom w:val="none"/>
+              <w:right w:val="none"/>
+            </w:tcBorders>
+          </w:tcPr>
+          <w:p>
+            <w:pPr>
+              <w:spacing w:after="0" w:before="60"/>
+              <w:jc w:val="right"/>
+            </w:pPr>
+            <w:r>
+              <w:rPr>
+                <w:rFonts w:ascii="Calibri" w:hAnsi="Calibri"/>
+                <w:b/>
+                <w:color w:val="FFFFFF"/>
+                <w:sz w:val="21"/>
+              </w:rPr>
+              <w:t>9:32    ·    6s</w:t>
+            </w:r>
+          </w:p>
+        </w:tc>
+      </w:tr>
+    </w:tbl>
+    <w:p>
+      <w:pPr>
+        <w:spacing w:after="0" w:before="0"/>
+      </w:pPr>
+    </w:p>
+    <w:p>
+      <w:pPr>
+        <w:spacing w:before="120" w:after="20"/>
+      </w:pPr>
+      <w:r>
+        <w:rPr>
+          <w:rFonts w:ascii="Calibri" w:hAnsi="Calibri"/>
+          <w:b/>
+          <w:color w:val="141414"/>
+          <w:sz w:val="40"/>
+        </w:rPr>
+        <w:t>Contextual help</w:t>
+      </w:r>
+    </w:p>
+    <w:p>
+      <w:pPr>
+        <w:spacing w:after="220"/>
+      </w:pPr>
+      <w:r>
+        <w:rPr>
+          <w:rFonts w:ascii="Calibri" w:hAnsi="Calibri"/>
+          <w:b/>
+          <w:color w:val="E86A00"/>
+          <w:sz w:val="17"/>
+        </w:rPr>
+        <w:t xml:space="preserve">ON SCREEN   </w:t>
+      </w:r>
+      <w:r>
+        <w:rPr>
+          <w:rFonts w:ascii="Calibri" w:hAnsi="Calibri"/>
+          <w:i/>
+          <w:color w:val="5A5A5A"/>
+          <w:sz w:val="20"/>
+        </w:rPr>
+        <w:t>Screenshot of a help dialog. Short slide — this was one sentence in the recording.</w:t>
+      </w:r>
+    </w:p>
+    <w:p>
+      <w:pPr>
+        <w:spacing w:after="80" w:before="40"/>
+        <w:pBdr>
+          <w:bottom w:val="single" w:sz="6" w:space="2" w:color="E86A00"/>
+        </w:pBdr>
+      </w:pPr>
+      <w:r>
+        <w:rPr>
+          <w:rFonts w:ascii="Calibri" w:hAnsi="Calibri"/>
+          <w:b/>
+          <w:color w:val="A83E00"/>
+          <w:sz w:val="18"/>
+        </w:rPr>
+        <w:t>SAY</w:t>
+      </w:r>
+    </w:p>
+    <w:p>
+      <w:pPr>
+        <w:spacing w:after="180" w:line="317" w:lineRule="auto"/>
+      </w:pPr>
+      <w:r>
+        <w:rPr>
+          <w:rFonts w:ascii="Calibri" w:hAnsi="Calibri"/>
+          <w:i w:val="0"/>
+          <w:color w:val="141414"/>
+          <w:sz w:val="25"/>
+        </w:rPr>
+        <w:t xml:space="preserve">And throughout, </w:t>
+      </w:r>
+      <w:r>
+        <w:rPr>
+          <w:rFonts w:ascii="Calibri" w:hAnsi="Calibri"/>
+          <w:b/>
+          <w:color w:val="141414"/>
+          <w:sz w:val="25"/>
+        </w:rPr>
+        <w:t>every dense concept explains itself</w:t>
+      </w:r>
+      <w:r>
+        <w:rPr>
+          <w:rFonts w:ascii="Calibri" w:hAnsi="Calibri"/>
+          <w:i w:val="0"/>
+          <w:color w:val="141414"/>
+          <w:sz w:val="25"/>
+        </w:rPr>
+        <w:t xml:space="preserve"> — with a pointer back to the requirement it comes from, so the answer is checkable rather than merely confident.</w:t>
+      </w:r>
+    </w:p>
+    <w:tbl>
+      <w:tblPr>
+        <w:tblW w:type="auto" w:w="0"/>
+        <w:tblLook w:firstColumn="1" w:firstRow="1" w:lastColumn="0" w:lastRow="0" w:noHBand="0" w:noVBand="1" w:val="04A0"/>
+      </w:tblPr>
+      <w:tblGrid>
+        <w:gridCol w:w="9752"/>
+      </w:tblGrid>
+      <w:tr>
+        <w:tc>
+          <w:tcPr>
+            <w:tcW w:type="dxa" w:w="9752"/>
+            <w:shd w:val="clear" w:color="auto" w:fill="EFE9F6"/>
+            <w:tcBorders>
+              <w:top w:val="none"/>
+              <w:bottom w:val="none"/>
+              <w:right w:val="none"/>
+              <w:left w:val="single" w:sz="18" w:space="0" w:color="6A4C93"/>
+            </w:tcBorders>
+          </w:tcPr>
+          <w:p>
+            <w:pPr>
+              <w:spacing w:after="60"/>
+            </w:pPr>
+            <w:r>
+              <w:rPr>
+                <w:rFonts w:ascii="Calibri" w:hAnsi="Calibri"/>
+                <w:b/>
+                <w:color w:val="6A4C93"/>
+                <w:sz w:val="17"/>
+              </w:rPr>
+              <w:t>DEMO SECTION</w:t>
+            </w:r>
+          </w:p>
+          <w:p>
+            <w:pPr>
+              <w:spacing w:after="0" w:line="288" w:lineRule="auto"/>
+            </w:pPr>
+            <w:r>
+              <w:rPr>
+                <w:rFonts w:ascii="Calibri" w:hAnsi="Calibri"/>
+                <w:i w:val="0"/>
+                <w:color w:val="141414"/>
+                <w:sz w:val="19"/>
+              </w:rPr>
+              <w:t>In the recording this was live in the application. Presenting from the screenshot works too — the script above reads the same either way.</w:t>
+            </w:r>
+          </w:p>
+        </w:tc>
+      </w:tr>
+    </w:tbl>
+    <w:p>
+      <w:pPr>
+        <w:spacing w:after="80"/>
+      </w:pPr>
+    </w:p>
+    <w:p>
+      <w:pPr>
+        <w:spacing w:after="80"/>
+      </w:pPr>
+    </w:p>
+    <w:tbl>
+      <w:tblPr>
+        <w:tblW w:type="auto" w:w="0"/>
+        <w:tblLook w:firstColumn="1" w:firstRow="1" w:lastColumn="0" w:lastRow="0" w:noHBand="0" w:noVBand="1" w:val="04A0"/>
+      </w:tblPr>
+      <w:tblGrid>
+        <w:gridCol w:w="9752"/>
+      </w:tblGrid>
+      <w:tr>
+        <w:tc>
+          <w:tcPr>
+            <w:tcW w:type="dxa" w:w="9752"/>
+            <w:shd w:val="clear" w:color="auto" w:fill="2E7D5B"/>
+            <w:tcBorders>
+              <w:top w:val="none"/>
+              <w:left w:val="none"/>
+              <w:bottom w:val="none"/>
+              <w:right w:val="none"/>
+            </w:tcBorders>
+          </w:tcPr>
+          <w:p>
+            <w:pPr>
+              <w:spacing w:before="80" w:after="80"/>
+            </w:pPr>
+            <w:r>
+              <w:rPr>
+                <w:rFonts w:ascii="Calibri" w:hAnsi="Calibri"/>
+                <w:b/>
+                <w:color w:val="FFFFFF"/>
+                <w:sz w:val="26"/>
+              </w:rPr>
+              <w:t>▶   ADVANCE TO SLIDE 22  —  the pipeline</w:t>
             </w:r>
           </w:p>
         </w:tc>
@@ -9160,7 +12672,7 @@
                 <w:color w:val="FFFFFF"/>
                 <w:sz w:val="30"/>
               </w:rPr>
-              <w:t>SLIDE 16  /  20</w:t>
+              <w:t>SLIDE 22  /  26</w:t>
             </w:r>
             <w:r>
               <w:rPr>
@@ -9196,7 +12708,7 @@
                 <w:color w:val="FFFFFF"/>
                 <w:sz w:val="21"/>
               </w:rPr>
-              <w:t>6:44    ·    28s</w:t>
+              <w:t>9:38    ·    28s</w:t>
             </w:r>
           </w:p>
         </w:tc>
@@ -9416,7 +12928,7 @@
                 <w:color w:val="FFFFFF"/>
                 <w:sz w:val="26"/>
               </w:rPr>
-              <w:t>▶   ADVANCE TO SLIDE 17  —  the stack</w:t>
+              <w:t>▶   ADVANCE TO SLIDE 23  —  the stack</w:t>
             </w:r>
           </w:p>
         </w:tc>
@@ -9460,7 +12972,7 @@
                 <w:color w:val="FFFFFF"/>
                 <w:sz w:val="30"/>
               </w:rPr>
-              <w:t>SLIDE 17  /  20</w:t>
+              <w:t>SLIDE 23  /  26</w:t>
             </w:r>
             <w:r>
               <w:rPr>
@@ -9496,7 +13008,7 @@
                 <w:color w:val="FFFFFF"/>
                 <w:sz w:val="21"/>
               </w:rPr>
-              <w:t>7:12    ·    37s</w:t>
+              <w:t>10:06    ·    37s</w:t>
             </w:r>
           </w:p>
         </w:tc>
@@ -9775,7 +13287,7 @@
                 <w:color w:val="FFFFFF"/>
                 <w:sz w:val="26"/>
               </w:rPr>
-              <w:t>▶   ADVANCE TO SLIDE 18  —  what makes the numbers defensible</w:t>
+              <w:t>▶   ADVANCE TO SLIDE 24  —  what makes the numbers defensible</w:t>
             </w:r>
           </w:p>
         </w:tc>
@@ -9819,7 +13331,7 @@
                 <w:color w:val="FFFFFF"/>
                 <w:sz w:val="30"/>
               </w:rPr>
-              <w:t>SLIDE 18  /  20</w:t>
+              <w:t>SLIDE 24  /  26</w:t>
             </w:r>
             <w:r>
               <w:rPr>
@@ -9855,7 +13367,7 @@
                 <w:color w:val="FFFFFF"/>
                 <w:sz w:val="21"/>
               </w:rPr>
-              <w:t>7:49    ·    35s</w:t>
+              <w:t>10:43    ·    35s</w:t>
             </w:r>
           </w:p>
         </w:tc>
@@ -10153,7 +13665,7 @@
                 <w:color w:val="FFFFFF"/>
                 <w:sz w:val="26"/>
               </w:rPr>
-              <w:t>▶   ADVANCE TO SLIDE 19  —  what is not built</w:t>
+              <w:t>▶   ADVANCE TO SLIDE 25  —  what is not built</w:t>
             </w:r>
           </w:p>
         </w:tc>
@@ -10197,7 +13709,7 @@
                 <w:color w:val="FFFFFF"/>
                 <w:sz w:val="30"/>
               </w:rPr>
-              <w:t>SLIDE 19  /  20</w:t>
+              <w:t>SLIDE 25  /  26</w:t>
             </w:r>
             <w:r>
               <w:rPr>
@@ -10233,7 +13745,7 @@
                 <w:color w:val="FFFFFF"/>
                 <w:sz w:val="21"/>
               </w:rPr>
-              <w:t>8:24    ·    37s</w:t>
+              <w:t>11:18    ·    37s</w:t>
             </w:r>
           </w:p>
         </w:tc>
@@ -10391,7 +13903,75 @@
           <w:color w:val="141414"/>
           <w:sz w:val="25"/>
         </w:rPr>
-        <w:t>, rather than a wrong one.</w:t>
+        <w:t xml:space="preserve">, rather than a wrong one. There is also </w:t>
+      </w:r>
+      <w:r>
+        <w:rPr>
+          <w:rFonts w:ascii="Calibri" w:hAnsi="Calibri"/>
+          <w:b/>
+          <w:color w:val="141414"/>
+          <w:sz w:val="25"/>
+        </w:rPr>
+        <w:t>no return on investment on a plan</w:t>
+      </w:r>
+      <w:r>
+        <w:rPr>
+          <w:rFonts w:ascii="Calibri" w:hAnsi="Calibri"/>
+          <w:i w:val="0"/>
+          <w:color w:val="141414"/>
+          <w:sz w:val="25"/>
+        </w:rPr>
+        <w:t xml:space="preserve"> — there is no cost data at the granularity a space would need, so revenue and profit are defensible and an ROI would require inventing the denominator.</w:t>
+      </w:r>
+    </w:p>
+    <w:p>
+      <w:pPr>
+        <w:spacing w:after="180" w:line="317" w:lineRule="auto"/>
+      </w:pPr>
+      <w:r>
+        <w:rPr>
+          <w:rFonts w:ascii="Calibri" w:hAnsi="Calibri"/>
+          <w:i w:val="0"/>
+          <w:color w:val="141414"/>
+          <w:sz w:val="25"/>
+        </w:rPr>
+        <w:t xml:space="preserve">Sign-in exists, but it answers </w:t>
+      </w:r>
+      <w:r>
+        <w:rPr>
+          <w:rFonts w:ascii="Calibri" w:hAnsi="Calibri"/>
+          <w:b/>
+          <w:color w:val="141414"/>
+          <w:sz w:val="25"/>
+        </w:rPr>
+        <w:t>who</w:t>
+      </w:r>
+      <w:r>
+        <w:rPr>
+          <w:rFonts w:ascii="Calibri" w:hAnsi="Calibri"/>
+          <w:i w:val="0"/>
+          <w:color w:val="141414"/>
+          <w:sz w:val="25"/>
+        </w:rPr>
+        <w:t xml:space="preserve">, not </w:t>
+      </w:r>
+      <w:r>
+        <w:rPr>
+          <w:rFonts w:ascii="Calibri" w:hAnsi="Calibri"/>
+          <w:b/>
+          <w:color w:val="141414"/>
+          <w:sz w:val="25"/>
+        </w:rPr>
+        <w:t>may they</w:t>
+      </w:r>
+      <w:r>
+        <w:rPr>
+          <w:rFonts w:ascii="Calibri" w:hAnsi="Calibri"/>
+          <w:i w:val="0"/>
+          <w:color w:val="141414"/>
+          <w:sz w:val="25"/>
+        </w:rPr>
+        <w:t>: per-role authorisation on the write endpoints is still absent.</w:t>
       </w:r>
     </w:p>
     <w:p>
@@ -10437,7 +14017,7 @@
           <w:color w:val="141414"/>
           <w:sz w:val="25"/>
         </w:rPr>
-        <w:t xml:space="preserve"> — 2,000 links are machine-proposed and </w:t>
+        <w:t xml:space="preserve"> — 4,832 links are machine-proposed and </w:t>
       </w:r>
       <w:r>
         <w:rPr>
@@ -10478,7 +14058,7 @@
           <w:color w:val="141414"/>
           <w:sz w:val="25"/>
         </w:rPr>
-        <w:t xml:space="preserve"> — there is </w:t>
+        <w:t xml:space="preserve"> — </w:t>
       </w:r>
       <w:r>
         <w:rPr>
@@ -10487,7 +14067,7 @@
           <w:color w:val="141414"/>
           <w:sz w:val="25"/>
         </w:rPr>
-        <w:t>no agriculture vertical</w:t>
+        <w:t>margin by portfolio distance</w:t>
       </w:r>
       <w:r>
         <w:rPr>
@@ -10496,7 +14076,25 @@
           <w:color w:val="141414"/>
           <w:sz w:val="25"/>
         </w:rPr>
-        <w:t>, so agri topics are currently being forced into four others.</w:t>
+        <w:t xml:space="preserve">. One table from Orange finance moves five-year profit by a factor of </w:t>
+      </w:r>
+      <w:r>
+        <w:rPr>
+          <w:rFonts w:ascii="Calibri" w:hAnsi="Calibri"/>
+          <w:b/>
+          <w:color w:val="141414"/>
+          <w:sz w:val="25"/>
+        </w:rPr>
+        <w:t>1.66</w:t>
+      </w:r>
+      <w:r>
+        <w:rPr>
+          <w:rFonts w:ascii="Calibri" w:hAnsi="Calibri"/>
+          <w:i w:val="0"/>
+          <w:color w:val="141414"/>
+          <w:sz w:val="25"/>
+        </w:rPr>
+        <w:t>, and revenue concentrates at L0, so that one band dominates the whole plan.</w:t>
       </w:r>
     </w:p>
     <w:p>
@@ -10519,7 +14117,7 @@
           <w:color w:val="141414"/>
           <w:sz w:val="25"/>
         </w:rPr>
-        <w:t xml:space="preserve"> — </w:t>
+        <w:t xml:space="preserve"> — how much </w:t>
       </w:r>
       <w:r>
         <w:rPr>
@@ -10528,7 +14126,7 @@
           <w:color w:val="141414"/>
           <w:sz w:val="25"/>
         </w:rPr>
-        <w:t>terms of use</w:t>
+        <w:t>capability headcount is free for new work</w:t>
       </w:r>
       <w:r>
         <w:rPr>
@@ -10537,7 +14135,7 @@
           <w:color w:val="141414"/>
           <w:sz w:val="25"/>
         </w:rPr>
-        <w:t xml:space="preserve"> are unconfirmed for ten enabled sources. That is a Sprint 0 blocker.</w:t>
+        <w:t>. It is the constraint that binds first in most plans, and the shipped figure is a guess.</w:t>
       </w:r>
     </w:p>
     <w:p>
@@ -10560,7 +14158,7 @@
           <w:color w:val="141414"/>
           <w:sz w:val="25"/>
         </w:rPr>
-        <w:t xml:space="preserve"> — the </w:t>
+        <w:t xml:space="preserve"> — </w:t>
       </w:r>
       <w:r>
         <w:rPr>
@@ -10569,7 +14167,7 @@
           <w:color w:val="141414"/>
           <w:sz w:val="25"/>
         </w:rPr>
-        <w:t>refresh cadence</w:t>
+        <w:t>terms of use</w:t>
       </w:r>
       <w:r>
         <w:rPr>
@@ -10578,7 +14176,7 @@
           <w:color w:val="141414"/>
           <w:sz w:val="25"/>
         </w:rPr>
-        <w:t xml:space="preserve"> is still undecided, and it drives connector design and cost more than any other choice.</w:t>
+        <w:t xml:space="preserve"> are unconfirmed for several enabled sources. That is a Sprint 0 blocker.</w:t>
       </w:r>
     </w:p>
     <w:p>
@@ -10649,7 +14247,7 @@
                 <w:color w:val="FFFFFF"/>
                 <w:sz w:val="26"/>
               </w:rPr>
-              <w:t>▶   ADVANCE TO SLIDE 20  —  the close</w:t>
+              <w:t>▶   ADVANCE TO SLIDE 26  —  the close</w:t>
             </w:r>
           </w:p>
         </w:tc>
@@ -10693,7 +14291,7 @@
                 <w:color w:val="FFFFFF"/>
                 <w:sz w:val="30"/>
               </w:rPr>
-              <w:t>SLIDE 20  /  20</w:t>
+              <w:t>SLIDE 26  /  26</w:t>
             </w:r>
             <w:r>
               <w:rPr>
@@ -10729,7 +14327,7 @@
                 <w:color w:val="FFFFFF"/>
                 <w:sz w:val="21"/>
               </w:rPr>
-              <w:t>9:01    ·    17s</w:t>
+              <w:t>11:55    ·    17s</w:t>
             </w:r>
           </w:p>
         </w:tc>
